--- a/lab08/kaggle_output_lab08.docx
+++ b/lab08/kaggle_output_lab08.docx
@@ -31,7 +31,3841 @@
         </w:rPr>
       </w:pPr>
       <w:r>
+        <w:rPr>
+          <w:rFonts w:ascii="inherit" w:hAnsi="inherit"/>
+          <w:b w:val="false"/>
+          <w:i w:val="false"/>
+          <w:caps w:val="false"/>
+          <w:smallCaps w:val="false"/>
+          <w:color w:val="000000"/>
+          <w:spacing w:val="0"/>
+          <w:sz w:val="21"/>
+          <w:szCs w:val="16"/>
+          <w14:textFill>
+            <w14:solidFill>
+              <w14:srgbClr w14:val="000000">
+                <w14:alpha w14:val="13333"/>
+              </w14:srgbClr>
+            </w14:solidFill>
+          </w14:textFill>
+        </w:rPr>
+        <w:t>Using device: cpu</w:t>
+      </w:r>
+    </w:p>
+    <w:p>
+      <w:pPr>
+        <w:pStyle w:val="PreformattedText"/>
+        <w:widowControl/>
+        <w:pBdr/>
+        <w:spacing w:lineRule="auto" w:line="312" w:before="0" w:after="0"/>
+        <w:ind w:hanging="0" w:start="0" w:end="0"/>
+        <w:jc w:val="start"/>
+        <w:rPr>
+          <w:rFonts w:ascii="inherit" w:hAnsi="inherit"/>
+          <w:b w:val="false"/>
+          <w:i w:val="false"/>
+          <w:caps w:val="false"/>
+          <w:smallCaps w:val="false"/>
+          <w:color w:val="000000"/>
+          <w:spacing w:val="0"/>
+          <w:sz w:val="21"/>
+          <w14:textFill>
+            <w14:solidFill>
+              <w14:srgbClr w14:val="000000">
+                <w14:alpha w14:val="13333"/>
+              </w14:srgbClr>
+            </w14:solidFill>
+          </w14:textFill>
+        </w:rPr>
+      </w:pPr>
+      <w:r>
+        <w:rPr>
+          <w:rFonts w:ascii="inherit" w:hAnsi="inherit"/>
+          <w:b w:val="false"/>
+          <w:i w:val="false"/>
+          <w:caps w:val="false"/>
+          <w:smallCaps w:val="false"/>
+          <w:color w:val="000000"/>
+          <w:spacing w:val="0"/>
+          <w:sz w:val="21"/>
+          <w14:textFill>
+            <w14:solidFill>
+              <w14:srgbClr w14:val="000000">
+                <w14:alpha w14:val="13333"/>
+              </w14:srgbClr>
+            </w14:solidFill>
+          </w14:textFill>
+        </w:rPr>
+        <w:t>Завантажуємо squirrel.jpg з GitHub...</w:t>
+      </w:r>
+    </w:p>
+    <w:p>
+      <w:pPr>
+        <w:pStyle w:val="PreformattedText"/>
+        <w:widowControl/>
+        <w:pBdr/>
+        <w:spacing w:lineRule="auto" w:line="312" w:before="0" w:after="0"/>
+        <w:ind w:hanging="0" w:start="0" w:end="0"/>
+        <w:jc w:val="start"/>
+        <w:rPr>
+          <w:rFonts w:ascii="inherit" w:hAnsi="inherit"/>
+          <w:b w:val="false"/>
+          <w:i w:val="false"/>
+          <w:caps w:val="false"/>
+          <w:smallCaps w:val="false"/>
+          <w:color w:val="000000"/>
+          <w:spacing w:val="0"/>
+          <w:sz w:val="21"/>
+          <w14:textFill>
+            <w14:solidFill>
+              <w14:srgbClr w14:val="000000">
+                <w14:alpha w14:val="13333"/>
+              </w14:srgbClr>
+            </w14:solidFill>
+          </w14:textFill>
+        </w:rPr>
+      </w:pPr>
+      <w:r>
+        <w:rPr>
+          <w:rFonts w:ascii="inherit" w:hAnsi="inherit"/>
+          <w:b w:val="false"/>
+          <w:i w:val="false"/>
+          <w:caps w:val="false"/>
+          <w:smallCaps w:val="false"/>
+          <w:color w:val="000000"/>
+          <w:spacing w:val="0"/>
+          <w:sz w:val="21"/>
+          <w14:textFill>
+            <w14:solidFill>
+              <w14:srgbClr w14:val="000000">
+                <w14:alpha w14:val="13333"/>
+              </w14:srgbClr>
+            </w14:solidFill>
+          </w14:textFill>
+        </w:rPr>
+        <w:t>squirrel.jpg успішно завантажено.</w:t>
+      </w:r>
+    </w:p>
+    <w:p>
+      <w:pPr>
+        <w:pStyle w:val="PreformattedText"/>
+        <w:widowControl/>
+        <w:pBdr/>
+        <w:spacing w:lineRule="auto" w:line="312" w:before="0" w:after="0"/>
+        <w:ind w:hanging="0" w:start="0" w:end="0"/>
+        <w:jc w:val="start"/>
         <w:rPr/>
+      </w:pPr>
+      <w:r>
+        <w:rPr/>
+      </w:r>
+    </w:p>
+    <w:p>
+      <w:pPr>
+        <w:pStyle w:val="PreformattedText"/>
+        <w:widowControl/>
+        <w:pBdr/>
+        <w:spacing w:lineRule="auto" w:line="312" w:before="0" w:after="0"/>
+        <w:ind w:hanging="0" w:start="0" w:end="0"/>
+        <w:jc w:val="start"/>
+        <w:rPr>
+          <w:rFonts w:ascii="inherit" w:hAnsi="inherit"/>
+          <w:b w:val="false"/>
+          <w:i w:val="false"/>
+          <w:caps w:val="false"/>
+          <w:smallCaps w:val="false"/>
+          <w:color w:val="000000"/>
+          <w:spacing w:val="0"/>
+          <w:sz w:val="21"/>
+          <w14:textFill>
+            <w14:solidFill>
+              <w14:srgbClr w14:val="000000">
+                <w14:alpha w14:val="13333"/>
+              </w14:srgbClr>
+            </w14:solidFill>
+          </w14:textFill>
+        </w:rPr>
+      </w:pPr>
+      <w:r>
+        <w:rPr>
+          <w:rFonts w:ascii="inherit" w:hAnsi="inherit"/>
+          <w:b w:val="false"/>
+          <w:i w:val="false"/>
+          <w:caps w:val="false"/>
+          <w:smallCaps w:val="false"/>
+          <w:color w:val="000000"/>
+          <w:spacing w:val="0"/>
+          <w:sz w:val="21"/>
+          <w14:textFill>
+            <w14:solidFill>
+              <w14:srgbClr w14:val="000000">
+                <w14:alpha w14:val="13333"/>
+              </w14:srgbClr>
+            </w14:solidFill>
+          </w14:textFill>
+        </w:rPr>
+        <w:t>Почали Частину 1 – Імпорт моделі та створення конвеєра</w:t>
+      </w:r>
+    </w:p>
+    <w:p>
+      <w:pPr>
+        <w:pStyle w:val="PreformattedText"/>
+        <w:widowControl/>
+        <w:pBdr/>
+        <w:spacing w:lineRule="auto" w:line="312" w:before="0" w:after="0"/>
+        <w:ind w:hanging="0" w:start="0" w:end="0"/>
+        <w:jc w:val="start"/>
+        <w:rPr>
+          <w:rFonts w:ascii="inherit" w:hAnsi="inherit"/>
+          <w:b w:val="false"/>
+          <w:i w:val="false"/>
+          <w:caps w:val="false"/>
+          <w:smallCaps w:val="false"/>
+          <w:color w:val="000000"/>
+          <w:spacing w:val="0"/>
+          <w:sz w:val="21"/>
+          <w14:textFill>
+            <w14:solidFill>
+              <w14:srgbClr w14:val="000000">
+                <w14:alpha w14:val="13333"/>
+              </w14:srgbClr>
+            </w14:solidFill>
+          </w14:textFill>
+        </w:rPr>
+      </w:pPr>
+      <w:r>
+        <w:rPr>
+          <w:rFonts w:ascii="inherit" w:hAnsi="inherit"/>
+          <w:b w:val="false"/>
+          <w:i w:val="false"/>
+          <w:caps w:val="false"/>
+          <w:smallCaps w:val="false"/>
+          <w:color w:val="000000"/>
+          <w:spacing w:val="0"/>
+          <w:sz w:val="21"/>
+          <w14:textFill>
+            <w14:solidFill>
+              <w14:srgbClr w14:val="000000">
+                <w14:alpha w14:val="13333"/>
+              </w14:srgbClr>
+            </w14:solidFill>
+          </w14:textFill>
+        </w:rPr>
+        <w:t>Warning: You are sending unauthenticated requests to the HF Hub. Please set a HF_TOKEN to enable higher rate limits and faster downloads.</w:t>
+      </w:r>
+    </w:p>
+    <w:p>
+      <w:pPr>
+        <w:pStyle w:val="PreformattedText"/>
+        <w:widowControl/>
+        <w:pBdr/>
+        <w:spacing w:lineRule="auto" w:line="312" w:before="0" w:after="0"/>
+        <w:ind w:hanging="0" w:start="0" w:end="0"/>
+        <w:jc w:val="start"/>
+        <w:rPr>
+          <w:rFonts w:ascii="inherit" w:hAnsi="inherit"/>
+          <w:b w:val="false"/>
+          <w:i w:val="false"/>
+          <w:caps w:val="false"/>
+          <w:smallCaps w:val="false"/>
+          <w:color w:val="000000"/>
+          <w:spacing w:val="0"/>
+          <w:sz w:val="21"/>
+          <w14:textFill>
+            <w14:solidFill>
+              <w14:srgbClr w14:val="000000">
+                <w14:alpha w14:val="13333"/>
+              </w14:srgbClr>
+            </w14:solidFill>
+          </w14:textFill>
+        </w:rPr>
+      </w:pPr>
+      <w:r>
+        <w:rPr>
+          <w:rFonts w:ascii="inherit" w:hAnsi="inherit"/>
+          <w:b w:val="false"/>
+          <w:i w:val="false"/>
+          <w:caps w:val="false"/>
+          <w:smallCaps w:val="false"/>
+          <w:color w:val="000000"/>
+          <w:spacing w:val="0"/>
+          <w:sz w:val="21"/>
+          <w14:textFill>
+            <w14:solidFill>
+              <w14:srgbClr w14:val="000000">
+                <w14:alpha w14:val="13333"/>
+              </w14:srgbClr>
+            </w14:solidFill>
+          </w14:textFill>
+        </w:rPr>
+        <w:t>WARNING:huggingface_hub.utils._http:Warning: You are sending unauthenticated requests to the HF Hub. Please set a HF_TOKEN to enable higher rate limits and faster downloads.</w:t>
+      </w:r>
+    </w:p>
+    <w:p>
+      <w:pPr>
+        <w:pStyle w:val="BodyText"/>
+        <w:widowControl/>
+        <w:spacing w:lineRule="atLeast" w:line="420" w:before="0" w:after="0"/>
+        <w:ind w:hanging="0" w:start="0" w:end="0"/>
+        <w:rPr>
+          <w:rFonts w:ascii="inherit" w:hAnsi="inherit"/>
+          <w:b w:val="false"/>
+          <w:i w:val="false"/>
+          <w:caps w:val="false"/>
+          <w:smallCaps w:val="false"/>
+          <w:color w:val="000000"/>
+          <w:spacing w:val="0"/>
+          <w:sz w:val="21"/>
+          <w14:textFill>
+            <w14:solidFill>
+              <w14:srgbClr w14:val="000000">
+                <w14:alpha w14:val="13333"/>
+              </w14:srgbClr>
+            </w14:solidFill>
+          </w14:textFill>
+        </w:rPr>
+      </w:pPr>
+      <w:r>
+        <w:rPr>
+          <w:rFonts w:ascii="inherit" w:hAnsi="inherit"/>
+          <w:b w:val="false"/>
+          <w:i w:val="false"/>
+          <w:caps w:val="false"/>
+          <w:smallCaps w:val="false"/>
+          <w:color w:val="000000"/>
+          <w:spacing w:val="0"/>
+          <w:sz w:val="21"/>
+          <w14:textFill>
+            <w14:solidFill>
+              <w14:srgbClr w14:val="000000">
+                <w14:alpha w14:val="13333"/>
+              </w14:srgbClr>
+            </w14:solidFill>
+          </w14:textFill>
+        </w:rPr>
+        <w:t>model_index.json: 100%</w:t>
+      </w:r>
+    </w:p>
+    <w:p>
+      <w:pPr>
+        <w:pStyle w:val="BodyText"/>
+        <w:widowControl/>
+        <w:spacing w:lineRule="atLeast" w:line="420" w:before="0" w:after="0"/>
+        <w:ind w:hanging="0" w:start="0" w:end="0"/>
+        <w:rPr>
+          <w:caps w:val="false"/>
+          <w:smallCaps w:val="false"/>
+          <w:color w:val="000000"/>
+          <w:spacing w:val="0"/>
+          <w14:textFill>
+            <w14:solidFill>
+              <w14:srgbClr w14:val="000000">
+                <w14:alpha w14:val="13333"/>
+              </w14:srgbClr>
+            </w14:solidFill>
+          </w14:textFill>
+        </w:rPr>
+      </w:pPr>
+      <w:r>
+        <w:rPr>
+          <w:caps w:val="false"/>
+          <w:smallCaps w:val="false"/>
+          <w:color w:val="000000"/>
+          <w:spacing w:val="0"/>
+          <w14:textFill>
+            <w14:solidFill>
+              <w14:srgbClr w14:val="000000">
+                <w14:alpha w14:val="13333"/>
+              </w14:srgbClr>
+            </w14:solidFill>
+          </w14:textFill>
+        </w:rPr>
+        <w:t> </w:t>
+      </w:r>
+      <w:r>
+        <w:rPr>
+          <w:rFonts w:ascii="inherit" w:hAnsi="inherit"/>
+          <w:b w:val="false"/>
+          <w:i w:val="false"/>
+          <w:caps w:val="false"/>
+          <w:smallCaps w:val="false"/>
+          <w:color w:val="000000"/>
+          <w:spacing w:val="0"/>
+          <w:sz w:val="21"/>
+          <w14:textFill>
+            <w14:solidFill>
+              <w14:srgbClr w14:val="000000">
+                <w14:alpha w14:val="13333"/>
+              </w14:srgbClr>
+            </w14:solidFill>
+          </w14:textFill>
+        </w:rPr>
+        <w:t>541/541 [00:00&lt;00:00, 41.7kB/s]</w:t>
+      </w:r>
+      <w:r>
+        <mc:AlternateContent>
+          <mc:Choice Requires="wps">
+            <w:drawing>
+              <wp:anchor behindDoc="0" distT="0" distB="0" distL="0" distR="0" simplePos="0" locked="0" layoutInCell="0" allowOverlap="1" relativeHeight="2">
+                <wp:simplePos x="0" y="0"/>
+                <wp:positionH relativeFrom="page">
+                  <wp:posOffset>0</wp:posOffset>
+                </wp:positionH>
+                <wp:positionV relativeFrom="line">
+                  <wp:posOffset>635</wp:posOffset>
+                </wp:positionV>
+                <wp:extent cx="2857500" cy="190500"/>
+                <wp:effectExtent l="0" t="0" r="0" b="0"/>
+                <wp:wrapNone/>
+                <wp:docPr id="1" name="Frame1"/>
+                <a:graphic xmlns:a="http://schemas.openxmlformats.org/drawingml/2006/main">
+                  <a:graphicData uri="http://schemas.microsoft.com/office/word/2010/wordprocessingShape">
+                    <wps:wsp>
+                      <wps:cNvSpPr txBox="1"/>
+                      <wps:spPr>
+                        <a:xfrm>
+                          <a:off x="0" y="0"/>
+                          <a:ext cx="2857500" cy="190500"/>
+                        </a:xfrm>
+                        <a:prstGeom prst="rect"/>
+                        <a:solidFill>
+                          <a:srgbClr val="FFFFFF"/>
+                        </a:solidFill>
+                        <a:solidFill>
+                          <a:srgbClr val="388E3C"/>
+                        </a:solidFill>
+                      </wps:spPr>
+                      <wps:txbx>
+                        <w:txbxContent>
+                          <w:p>
+                            <w:pPr>
+                              <w:pStyle w:val="BodyText"/>
+                              <w:spacing w:before="0" w:after="140"/>
+                              <w:ind w:hanging="0" w:start="30" w:end="30"/>
+                              <w:rPr/>
+                            </w:pPr>
+                            <w:r>
+                              <w:rPr/>
+                            </w:r>
+                          </w:p>
+                        </w:txbxContent>
+                      </wps:txbx>
+                      <wps:bodyPr anchor="t" lIns="0" tIns="0" rIns="0" bIns="0">
+                        <a:noAutofit/>
+                      </wps:bodyPr>
+                    </wps:wsp>
+                  </a:graphicData>
+                </a:graphic>
+              </wp:anchor>
+            </w:drawing>
+          </mc:Choice>
+          <mc:Fallback>
+            <w:pict>
+              <v:rect fillcolor="#388E3C" style="position:absolute;rotation:-0;width:225pt;height:15pt;mso-wrap-distance-left:0pt;mso-wrap-distance-right:0pt;mso-wrap-distance-top:0pt;mso-wrap-distance-bottom:0pt;margin-top:0pt;mso-position-vertical:top;mso-position-vertical-relative:text;margin-left:0pt;mso-position-horizontal-relative:page">
+                <v:textbox inset="0in,0in,0in,0in">
+                  <w:txbxContent>
+                    <w:p>
+                      <w:pPr>
+                        <w:pStyle w:val="BodyText"/>
+                        <w:spacing w:before="0" w:after="140"/>
+                        <w:ind w:hanging="0" w:start="30" w:end="30"/>
+                        <w:rPr/>
+                      </w:pPr>
+                      <w:r>
+                        <w:rPr/>
+                      </w:r>
+                    </w:p>
+                  </w:txbxContent>
+                </v:textbox>
+                <w10:wrap type="none"/>
+              </v:rect>
+            </w:pict>
+          </mc:Fallback>
+        </mc:AlternateContent>
+      </w:r>
+    </w:p>
+    <w:p>
+      <w:pPr>
+        <w:pStyle w:val="BodyText"/>
+        <w:widowControl/>
+        <w:spacing w:lineRule="atLeast" w:line="420" w:before="0" w:after="0"/>
+        <w:ind w:hanging="0" w:start="0" w:end="0"/>
+        <w:rPr>
+          <w:rFonts w:ascii="inherit" w:hAnsi="inherit"/>
+          <w:b w:val="false"/>
+          <w:i w:val="false"/>
+          <w:caps w:val="false"/>
+          <w:smallCaps w:val="false"/>
+          <w:color w:val="000000"/>
+          <w:spacing w:val="0"/>
+          <w:sz w:val="21"/>
+          <w14:textFill>
+            <w14:solidFill>
+              <w14:srgbClr w14:val="000000">
+                <w14:alpha w14:val="13333"/>
+              </w14:srgbClr>
+            </w14:solidFill>
+          </w14:textFill>
+        </w:rPr>
+      </w:pPr>
+      <w:r>
+        <w:rPr>
+          <w:rFonts w:ascii="inherit" w:hAnsi="inherit"/>
+          <w:b w:val="false"/>
+          <w:i w:val="false"/>
+          <w:caps w:val="false"/>
+          <w:smallCaps w:val="false"/>
+          <w:color w:val="000000"/>
+          <w:spacing w:val="0"/>
+          <w:sz w:val="21"/>
+          <w14:textFill>
+            <w14:solidFill>
+              <w14:srgbClr w14:val="000000">
+                <w14:alpha w14:val="13333"/>
+              </w14:srgbClr>
+            </w14:solidFill>
+          </w14:textFill>
+        </w:rPr>
+        <w:t>Download complete: </w:t>
+      </w:r>
+    </w:p>
+    <w:p>
+      <w:pPr>
+        <w:pStyle w:val="BodyText"/>
+        <w:widowControl/>
+        <w:spacing w:lineRule="atLeast" w:line="420" w:before="0" w:after="0"/>
+        <w:ind w:hanging="0" w:start="0" w:end="0"/>
+        <w:rPr>
+          <w:caps w:val="false"/>
+          <w:smallCaps w:val="false"/>
+          <w:color w:val="000000"/>
+          <w:spacing w:val="0"/>
+          <w14:textFill>
+            <w14:solidFill>
+              <w14:srgbClr w14:val="000000">
+                <w14:alpha w14:val="13333"/>
+              </w14:srgbClr>
+            </w14:solidFill>
+          </w14:textFill>
+        </w:rPr>
+      </w:pPr>
+      <w:r>
+        <w:rPr>
+          <w:caps w:val="false"/>
+          <w:smallCaps w:val="false"/>
+          <w:color w:val="000000"/>
+          <w:spacing w:val="0"/>
+          <w14:textFill>
+            <w14:solidFill>
+              <w14:srgbClr w14:val="000000">
+                <w14:alpha w14:val="13333"/>
+              </w14:srgbClr>
+            </w14:solidFill>
+          </w14:textFill>
+        </w:rPr>
+        <w:t> </w:t>
+      </w:r>
+      <w:r>
+        <w:rPr>
+          <w:rFonts w:ascii="inherit" w:hAnsi="inherit"/>
+          <w:b w:val="false"/>
+          <w:i w:val="false"/>
+          <w:caps w:val="false"/>
+          <w:smallCaps w:val="false"/>
+          <w:color w:val="000000"/>
+          <w:spacing w:val="0"/>
+          <w:sz w:val="21"/>
+          <w14:textFill>
+            <w14:solidFill>
+              <w14:srgbClr w14:val="000000">
+                <w14:alpha w14:val="13333"/>
+              </w14:srgbClr>
+            </w14:solidFill>
+          </w14:textFill>
+        </w:rPr>
+        <w:t>4.27G/? [00:34&lt;00:00, 248MB/s]</w:t>
+      </w:r>
+      <w:r>
+        <mc:AlternateContent>
+          <mc:Choice Requires="wps">
+            <w:drawing>
+              <wp:anchor behindDoc="0" distT="0" distB="0" distL="0" distR="0" simplePos="0" locked="0" layoutInCell="0" allowOverlap="1" relativeHeight="3">
+                <wp:simplePos x="0" y="0"/>
+                <wp:positionH relativeFrom="page">
+                  <wp:posOffset>0</wp:posOffset>
+                </wp:positionH>
+                <wp:positionV relativeFrom="line">
+                  <wp:posOffset>635</wp:posOffset>
+                </wp:positionV>
+                <wp:extent cx="190500" cy="190500"/>
+                <wp:effectExtent l="0" t="0" r="0" b="0"/>
+                <wp:wrapNone/>
+                <wp:docPr id="2" name="Frame2"/>
+                <a:graphic xmlns:a="http://schemas.openxmlformats.org/drawingml/2006/main">
+                  <a:graphicData uri="http://schemas.microsoft.com/office/word/2010/wordprocessingShape">
+                    <wps:wsp>
+                      <wps:cNvSpPr txBox="1"/>
+                      <wps:spPr>
+                        <a:xfrm>
+                          <a:off x="0" y="0"/>
+                          <a:ext cx="190500" cy="190500"/>
+                        </a:xfrm>
+                        <a:prstGeom prst="rect"/>
+                        <a:solidFill>
+                          <a:srgbClr val="FFFFFF"/>
+                        </a:solidFill>
+                        <a:solidFill>
+                          <a:srgbClr val="0097A7"/>
+                        </a:solidFill>
+                      </wps:spPr>
+                      <wps:txbx>
+                        <w:txbxContent>
+                          <w:p>
+                            <w:pPr>
+                              <w:pStyle w:val="BodyText"/>
+                              <w:spacing w:before="0" w:after="140"/>
+                              <w:ind w:hanging="0" w:start="30" w:end="30"/>
+                              <w:rPr/>
+                            </w:pPr>
+                            <w:r>
+                              <w:rPr/>
+                            </w:r>
+                          </w:p>
+                        </w:txbxContent>
+                      </wps:txbx>
+                      <wps:bodyPr anchor="t" lIns="0" tIns="0" rIns="0" bIns="0">
+                        <a:noAutofit/>
+                      </wps:bodyPr>
+                    </wps:wsp>
+                  </a:graphicData>
+                </a:graphic>
+              </wp:anchor>
+            </w:drawing>
+          </mc:Choice>
+          <mc:Fallback>
+            <w:pict>
+              <v:rect fillcolor="#0097A7" style="position:absolute;rotation:-0;width:15pt;height:15pt;mso-wrap-distance-left:0pt;mso-wrap-distance-right:0pt;mso-wrap-distance-top:0pt;mso-wrap-distance-bottom:0pt;margin-top:0pt;mso-position-vertical:top;mso-position-vertical-relative:text;margin-left:0pt;mso-position-horizontal-relative:page">
+                <v:textbox inset="0in,0in,0in,0in">
+                  <w:txbxContent>
+                    <w:p>
+                      <w:pPr>
+                        <w:pStyle w:val="BodyText"/>
+                        <w:spacing w:before="0" w:after="140"/>
+                        <w:ind w:hanging="0" w:start="30" w:end="30"/>
+                        <w:rPr/>
+                      </w:pPr>
+                      <w:r>
+                        <w:rPr/>
+                      </w:r>
+                    </w:p>
+                  </w:txbxContent>
+                </v:textbox>
+                <w10:wrap type="none"/>
+              </v:rect>
+            </w:pict>
+          </mc:Fallback>
+        </mc:AlternateContent>
+      </w:r>
+    </w:p>
+    <w:p>
+      <w:pPr>
+        <w:pStyle w:val="BodyText"/>
+        <w:widowControl/>
+        <w:spacing w:lineRule="atLeast" w:line="420" w:before="0" w:after="0"/>
+        <w:ind w:hanging="0" w:start="0" w:end="0"/>
+        <w:rPr>
+          <w:rFonts w:ascii="inherit" w:hAnsi="inherit"/>
+          <w:b w:val="false"/>
+          <w:i w:val="false"/>
+          <w:caps w:val="false"/>
+          <w:smallCaps w:val="false"/>
+          <w:color w:val="000000"/>
+          <w:spacing w:val="0"/>
+          <w:sz w:val="21"/>
+          <w14:textFill>
+            <w14:solidFill>
+              <w14:srgbClr w14:val="000000">
+                <w14:alpha w14:val="13333"/>
+              </w14:srgbClr>
+            </w14:solidFill>
+          </w14:textFill>
+        </w:rPr>
+      </w:pPr>
+      <w:r>
+        <w:rPr>
+          <w:rFonts w:ascii="inherit" w:hAnsi="inherit"/>
+          <w:b w:val="false"/>
+          <w:i w:val="false"/>
+          <w:caps w:val="false"/>
+          <w:smallCaps w:val="false"/>
+          <w:color w:val="000000"/>
+          <w:spacing w:val="0"/>
+          <w:sz w:val="21"/>
+          <w14:textFill>
+            <w14:solidFill>
+              <w14:srgbClr w14:val="000000">
+                <w14:alpha w14:val="13333"/>
+              </w14:srgbClr>
+            </w14:solidFill>
+          </w14:textFill>
+        </w:rPr>
+        <w:t>Fetching 13 files: 100%</w:t>
+      </w:r>
+    </w:p>
+    <w:p>
+      <w:pPr>
+        <w:pStyle w:val="BodyText"/>
+        <w:widowControl/>
+        <w:spacing w:lineRule="atLeast" w:line="420" w:before="0" w:after="0"/>
+        <w:ind w:hanging="0" w:start="0" w:end="0"/>
+        <w:rPr>
+          <w:caps w:val="false"/>
+          <w:smallCaps w:val="false"/>
+          <w:color w:val="000000"/>
+          <w:spacing w:val="0"/>
+          <w14:textFill>
+            <w14:solidFill>
+              <w14:srgbClr w14:val="000000">
+                <w14:alpha w14:val="13333"/>
+              </w14:srgbClr>
+            </w14:solidFill>
+          </w14:textFill>
+        </w:rPr>
+      </w:pPr>
+      <w:r>
+        <w:rPr>
+          <w:caps w:val="false"/>
+          <w:smallCaps w:val="false"/>
+          <w:color w:val="000000"/>
+          <w:spacing w:val="0"/>
+          <w14:textFill>
+            <w14:solidFill>
+              <w14:srgbClr w14:val="000000">
+                <w14:alpha w14:val="13333"/>
+              </w14:srgbClr>
+            </w14:solidFill>
+          </w14:textFill>
+        </w:rPr>
+        <w:t> </w:t>
+      </w:r>
+      <w:r>
+        <w:rPr>
+          <w:rFonts w:ascii="inherit" w:hAnsi="inherit"/>
+          <w:b w:val="false"/>
+          <w:i w:val="false"/>
+          <w:caps w:val="false"/>
+          <w:smallCaps w:val="false"/>
+          <w:color w:val="000000"/>
+          <w:spacing w:val="0"/>
+          <w:sz w:val="21"/>
+          <w14:textFill>
+            <w14:solidFill>
+              <w14:srgbClr w14:val="000000">
+                <w14:alpha w14:val="13333"/>
+              </w14:srgbClr>
+            </w14:solidFill>
+          </w14:textFill>
+        </w:rPr>
+        <w:t>13/13 [00:24&lt;00:00,  4.05s/it]</w:t>
+      </w:r>
+      <w:r>
+        <mc:AlternateContent>
+          <mc:Choice Requires="wps">
+            <w:drawing>
+              <wp:anchor behindDoc="0" distT="0" distB="0" distL="0" distR="0" simplePos="0" locked="0" layoutInCell="0" allowOverlap="1" relativeHeight="4">
+                <wp:simplePos x="0" y="0"/>
+                <wp:positionH relativeFrom="page">
+                  <wp:posOffset>0</wp:posOffset>
+                </wp:positionH>
+                <wp:positionV relativeFrom="line">
+                  <wp:posOffset>635</wp:posOffset>
+                </wp:positionV>
+                <wp:extent cx="2857500" cy="190500"/>
+                <wp:effectExtent l="0" t="0" r="0" b="0"/>
+                <wp:wrapNone/>
+                <wp:docPr id="3" name="Frame3"/>
+                <a:graphic xmlns:a="http://schemas.openxmlformats.org/drawingml/2006/main">
+                  <a:graphicData uri="http://schemas.microsoft.com/office/word/2010/wordprocessingShape">
+                    <wps:wsp>
+                      <wps:cNvSpPr txBox="1"/>
+                      <wps:spPr>
+                        <a:xfrm>
+                          <a:off x="0" y="0"/>
+                          <a:ext cx="2857500" cy="190500"/>
+                        </a:xfrm>
+                        <a:prstGeom prst="rect"/>
+                        <a:solidFill>
+                          <a:srgbClr val="FFFFFF"/>
+                        </a:solidFill>
+                        <a:solidFill>
+                          <a:srgbClr val="388E3C"/>
+                        </a:solidFill>
+                      </wps:spPr>
+                      <wps:txbx>
+                        <w:txbxContent>
+                          <w:p>
+                            <w:pPr>
+                              <w:pStyle w:val="BodyText"/>
+                              <w:spacing w:before="0" w:after="140"/>
+                              <w:ind w:hanging="0" w:start="30" w:end="30"/>
+                              <w:rPr/>
+                            </w:pPr>
+                            <w:r>
+                              <w:rPr/>
+                            </w:r>
+                          </w:p>
+                        </w:txbxContent>
+                      </wps:txbx>
+                      <wps:bodyPr anchor="t" lIns="0" tIns="0" rIns="0" bIns="0">
+                        <a:noAutofit/>
+                      </wps:bodyPr>
+                    </wps:wsp>
+                  </a:graphicData>
+                </a:graphic>
+              </wp:anchor>
+            </w:drawing>
+          </mc:Choice>
+          <mc:Fallback>
+            <w:pict>
+              <v:rect fillcolor="#388E3C" style="position:absolute;rotation:-0;width:225pt;height:15pt;mso-wrap-distance-left:0pt;mso-wrap-distance-right:0pt;mso-wrap-distance-top:0pt;mso-wrap-distance-bottom:0pt;margin-top:0pt;mso-position-vertical:top;mso-position-vertical-relative:text;margin-left:0pt;mso-position-horizontal-relative:page">
+                <v:textbox inset="0in,0in,0in,0in">
+                  <w:txbxContent>
+                    <w:p>
+                      <w:pPr>
+                        <w:pStyle w:val="BodyText"/>
+                        <w:spacing w:before="0" w:after="140"/>
+                        <w:ind w:hanging="0" w:start="30" w:end="30"/>
+                        <w:rPr/>
+                      </w:pPr>
+                      <w:r>
+                        <w:rPr/>
+                      </w:r>
+                    </w:p>
+                  </w:txbxContent>
+                </v:textbox>
+                <w10:wrap type="none"/>
+              </v:rect>
+            </w:pict>
+          </mc:Fallback>
+        </mc:AlternateContent>
+      </w:r>
+    </w:p>
+    <w:p>
+      <w:pPr>
+        <w:pStyle w:val="BodyText"/>
+        <w:widowControl/>
+        <w:spacing w:lineRule="atLeast" w:line="420" w:before="0" w:after="0"/>
+        <w:ind w:hanging="0" w:start="0" w:end="0"/>
+        <w:rPr>
+          <w:rFonts w:ascii="inherit" w:hAnsi="inherit"/>
+          <w:b w:val="false"/>
+          <w:i w:val="false"/>
+          <w:caps w:val="false"/>
+          <w:smallCaps w:val="false"/>
+          <w:color w:val="000000"/>
+          <w:spacing w:val="0"/>
+          <w:sz w:val="21"/>
+          <w14:textFill>
+            <w14:solidFill>
+              <w14:srgbClr w14:val="000000">
+                <w14:alpha w14:val="13333"/>
+              </w14:srgbClr>
+            </w14:solidFill>
+          </w14:textFill>
+        </w:rPr>
+      </w:pPr>
+      <w:r>
+        <w:rPr>
+          <w:rFonts w:ascii="inherit" w:hAnsi="inherit"/>
+          <w:b w:val="false"/>
+          <w:i w:val="false"/>
+          <w:caps w:val="false"/>
+          <w:smallCaps w:val="false"/>
+          <w:color w:val="000000"/>
+          <w:spacing w:val="0"/>
+          <w:sz w:val="21"/>
+          <w14:textFill>
+            <w14:solidFill>
+              <w14:srgbClr w14:val="000000">
+                <w14:alpha w14:val="13333"/>
+              </w14:srgbClr>
+            </w14:solidFill>
+          </w14:textFill>
+        </w:rPr>
+        <w:t>Loading pipeline components...: 100%</w:t>
+      </w:r>
+    </w:p>
+    <w:p>
+      <w:pPr>
+        <w:pStyle w:val="BodyText"/>
+        <w:widowControl/>
+        <w:spacing w:lineRule="atLeast" w:line="420" w:before="0" w:after="0"/>
+        <w:ind w:hanging="0" w:start="0" w:end="0"/>
+        <w:rPr>
+          <w:caps w:val="false"/>
+          <w:smallCaps w:val="false"/>
+          <w:color w:val="000000"/>
+          <w:spacing w:val="0"/>
+          <w14:textFill>
+            <w14:solidFill>
+              <w14:srgbClr w14:val="000000">
+                <w14:alpha w14:val="13333"/>
+              </w14:srgbClr>
+            </w14:solidFill>
+          </w14:textFill>
+        </w:rPr>
+      </w:pPr>
+      <w:r>
+        <w:rPr>
+          <w:caps w:val="false"/>
+          <w:smallCaps w:val="false"/>
+          <w:color w:val="000000"/>
+          <w:spacing w:val="0"/>
+          <w14:textFill>
+            <w14:solidFill>
+              <w14:srgbClr w14:val="000000">
+                <w14:alpha w14:val="13333"/>
+              </w14:srgbClr>
+            </w14:solidFill>
+          </w14:textFill>
+        </w:rPr>
+        <w:t> </w:t>
+      </w:r>
+      <w:r>
+        <w:rPr>
+          <w:rFonts w:ascii="inherit" w:hAnsi="inherit"/>
+          <w:b w:val="false"/>
+          <w:i w:val="false"/>
+          <w:caps w:val="false"/>
+          <w:smallCaps w:val="false"/>
+          <w:color w:val="000000"/>
+          <w:spacing w:val="0"/>
+          <w:sz w:val="21"/>
+          <w14:textFill>
+            <w14:solidFill>
+              <w14:srgbClr w14:val="000000">
+                <w14:alpha w14:val="13333"/>
+              </w14:srgbClr>
+            </w14:solidFill>
+          </w14:textFill>
+        </w:rPr>
+        <w:t>6/6 [00:02&lt;00:00,  2.88it/s]</w:t>
+      </w:r>
+      <w:r>
+        <mc:AlternateContent>
+          <mc:Choice Requires="wps">
+            <w:drawing>
+              <wp:anchor behindDoc="0" distT="0" distB="0" distL="0" distR="0" simplePos="0" locked="0" layoutInCell="0" allowOverlap="1" relativeHeight="5">
+                <wp:simplePos x="0" y="0"/>
+                <wp:positionH relativeFrom="page">
+                  <wp:posOffset>0</wp:posOffset>
+                </wp:positionH>
+                <wp:positionV relativeFrom="line">
+                  <wp:posOffset>635</wp:posOffset>
+                </wp:positionV>
+                <wp:extent cx="2857500" cy="190500"/>
+                <wp:effectExtent l="0" t="0" r="0" b="0"/>
+                <wp:wrapNone/>
+                <wp:docPr id="4" name="Frame4"/>
+                <a:graphic xmlns:a="http://schemas.openxmlformats.org/drawingml/2006/main">
+                  <a:graphicData uri="http://schemas.microsoft.com/office/word/2010/wordprocessingShape">
+                    <wps:wsp>
+                      <wps:cNvSpPr txBox="1"/>
+                      <wps:spPr>
+                        <a:xfrm>
+                          <a:off x="0" y="0"/>
+                          <a:ext cx="2857500" cy="190500"/>
+                        </a:xfrm>
+                        <a:prstGeom prst="rect"/>
+                        <a:solidFill>
+                          <a:srgbClr val="FFFFFF"/>
+                        </a:solidFill>
+                        <a:solidFill>
+                          <a:srgbClr val="388E3C"/>
+                        </a:solidFill>
+                      </wps:spPr>
+                      <wps:txbx>
+                        <w:txbxContent>
+                          <w:p>
+                            <w:pPr>
+                              <w:pStyle w:val="BodyText"/>
+                              <w:spacing w:before="0" w:after="140"/>
+                              <w:ind w:hanging="0" w:start="30" w:end="30"/>
+                              <w:rPr/>
+                            </w:pPr>
+                            <w:r>
+                              <w:rPr/>
+                            </w:r>
+                          </w:p>
+                        </w:txbxContent>
+                      </wps:txbx>
+                      <wps:bodyPr anchor="t" lIns="0" tIns="0" rIns="0" bIns="0">
+                        <a:noAutofit/>
+                      </wps:bodyPr>
+                    </wps:wsp>
+                  </a:graphicData>
+                </a:graphic>
+              </wp:anchor>
+            </w:drawing>
+          </mc:Choice>
+          <mc:Fallback>
+            <w:pict>
+              <v:rect fillcolor="#388E3C" style="position:absolute;rotation:-0;width:225pt;height:15pt;mso-wrap-distance-left:0pt;mso-wrap-distance-right:0pt;mso-wrap-distance-top:0pt;mso-wrap-distance-bottom:0pt;margin-top:0pt;mso-position-vertical:top;mso-position-vertical-relative:text;margin-left:0pt;mso-position-horizontal-relative:page">
+                <v:textbox inset="0in,0in,0in,0in">
+                  <w:txbxContent>
+                    <w:p>
+                      <w:pPr>
+                        <w:pStyle w:val="BodyText"/>
+                        <w:spacing w:before="0" w:after="140"/>
+                        <w:ind w:hanging="0" w:start="30" w:end="30"/>
+                        <w:rPr/>
+                      </w:pPr>
+                      <w:r>
+                        <w:rPr/>
+                      </w:r>
+                    </w:p>
+                  </w:txbxContent>
+                </v:textbox>
+                <w10:wrap type="none"/>
+              </v:rect>
+            </w:pict>
+          </mc:Fallback>
+        </mc:AlternateContent>
+      </w:r>
+    </w:p>
+    <w:p>
+      <w:pPr>
+        <w:pStyle w:val="BodyText"/>
+        <w:widowControl/>
+        <w:spacing w:lineRule="atLeast" w:line="420" w:before="0" w:after="0"/>
+        <w:ind w:hanging="0" w:start="0" w:end="0"/>
+        <w:rPr>
+          <w:rFonts w:ascii="inherit" w:hAnsi="inherit"/>
+          <w:b w:val="false"/>
+          <w:i w:val="false"/>
+          <w:caps w:val="false"/>
+          <w:smallCaps w:val="false"/>
+          <w:color w:val="000000"/>
+          <w:spacing w:val="0"/>
+          <w:sz w:val="21"/>
+          <w14:textFill>
+            <w14:solidFill>
+              <w14:srgbClr w14:val="000000">
+                <w14:alpha w14:val="13333"/>
+              </w14:srgbClr>
+            </w14:solidFill>
+          </w14:textFill>
+        </w:rPr>
+      </w:pPr>
+      <w:r>
+        <w:rPr>
+          <w:rFonts w:ascii="inherit" w:hAnsi="inherit"/>
+          <w:b w:val="false"/>
+          <w:i w:val="false"/>
+          <w:caps w:val="false"/>
+          <w:smallCaps w:val="false"/>
+          <w:color w:val="000000"/>
+          <w:spacing w:val="0"/>
+          <w:sz w:val="21"/>
+          <w14:textFill>
+            <w14:solidFill>
+              <w14:srgbClr w14:val="000000">
+                <w14:alpha w14:val="13333"/>
+              </w14:srgbClr>
+            </w14:solidFill>
+          </w14:textFill>
+        </w:rPr>
+        <w:t>Loading weights: 100%</w:t>
+      </w:r>
+    </w:p>
+    <w:p>
+      <w:pPr>
+        <w:pStyle w:val="BodyText"/>
+        <w:widowControl/>
+        <w:spacing w:lineRule="atLeast" w:line="420"/>
+        <w:ind w:hanging="0" w:start="0" w:end="0"/>
+        <w:rPr>
+          <w:caps w:val="false"/>
+          <w:smallCaps w:val="false"/>
+          <w:color w:val="000000"/>
+          <w:spacing w:val="0"/>
+          <w14:textFill>
+            <w14:solidFill>
+              <w14:srgbClr w14:val="000000">
+                <w14:alpha w14:val="13333"/>
+              </w14:srgbClr>
+            </w14:solidFill>
+          </w14:textFill>
+        </w:rPr>
+      </w:pPr>
+      <w:r>
+        <w:rPr>
+          <w:caps w:val="false"/>
+          <w:smallCaps w:val="false"/>
+          <w:color w:val="000000"/>
+          <w:spacing w:val="0"/>
+          <w14:textFill>
+            <w14:solidFill>
+              <w14:srgbClr w14:val="000000">
+                <w14:alpha w14:val="13333"/>
+              </w14:srgbClr>
+            </w14:solidFill>
+          </w14:textFill>
+        </w:rPr>
+        <w:t> </w:t>
+      </w:r>
+      <w:r>
+        <w:rPr>
+          <w:rFonts w:ascii="inherit" w:hAnsi="inherit"/>
+          <w:b w:val="false"/>
+          <w:i w:val="false"/>
+          <w:caps w:val="false"/>
+          <w:smallCaps w:val="false"/>
+          <w:color w:val="000000"/>
+          <w:spacing w:val="0"/>
+          <w:sz w:val="21"/>
+          <w14:textFill>
+            <w14:solidFill>
+              <w14:srgbClr w14:val="000000">
+                <w14:alpha w14:val="13333"/>
+              </w14:srgbClr>
+            </w14:solidFill>
+          </w14:textFill>
+        </w:rPr>
+        <w:t>196/196 [00:00&lt;00:00, 528.20it/s, Materializing param=text_model.final_layer_norm.weight]</w:t>
+      </w:r>
+      <w:r>
+        <mc:AlternateContent>
+          <mc:Choice Requires="wps">
+            <w:drawing>
+              <wp:anchor behindDoc="0" distT="0" distB="0" distL="0" distR="0" simplePos="0" locked="0" layoutInCell="0" allowOverlap="1" relativeHeight="6">
+                <wp:simplePos x="0" y="0"/>
+                <wp:positionH relativeFrom="page">
+                  <wp:posOffset>0</wp:posOffset>
+                </wp:positionH>
+                <wp:positionV relativeFrom="line">
+                  <wp:posOffset>635</wp:posOffset>
+                </wp:positionV>
+                <wp:extent cx="2552700" cy="190500"/>
+                <wp:effectExtent l="0" t="0" r="0" b="0"/>
+                <wp:wrapNone/>
+                <wp:docPr id="5" name="Frame5"/>
+                <a:graphic xmlns:a="http://schemas.openxmlformats.org/drawingml/2006/main">
+                  <a:graphicData uri="http://schemas.microsoft.com/office/word/2010/wordprocessingShape">
+                    <wps:wsp>
+                      <wps:cNvSpPr txBox="1"/>
+                      <wps:spPr>
+                        <a:xfrm>
+                          <a:off x="0" y="0"/>
+                          <a:ext cx="2552700" cy="190500"/>
+                        </a:xfrm>
+                        <a:prstGeom prst="rect"/>
+                        <a:solidFill>
+                          <a:srgbClr val="FFFFFF"/>
+                        </a:solidFill>
+                        <a:solidFill>
+                          <a:srgbClr val="388E3C"/>
+                        </a:solidFill>
+                      </wps:spPr>
+                      <wps:txbx>
+                        <w:txbxContent>
+                          <w:p>
+                            <w:pPr>
+                              <w:pStyle w:val="BodyText"/>
+                              <w:spacing w:before="0" w:after="140"/>
+                              <w:ind w:hanging="0" w:start="30" w:end="30"/>
+                              <w:rPr/>
+                            </w:pPr>
+                            <w:r>
+                              <w:rPr/>
+                            </w:r>
+                          </w:p>
+                        </w:txbxContent>
+                      </wps:txbx>
+                      <wps:bodyPr anchor="t" lIns="0" tIns="0" rIns="0" bIns="0">
+                        <a:noAutofit/>
+                      </wps:bodyPr>
+                    </wps:wsp>
+                  </a:graphicData>
+                </a:graphic>
+              </wp:anchor>
+            </w:drawing>
+          </mc:Choice>
+          <mc:Fallback>
+            <w:pict>
+              <v:rect fillcolor="#388E3C" style="position:absolute;rotation:-0;width:201pt;height:15pt;mso-wrap-distance-left:0pt;mso-wrap-distance-right:0pt;mso-wrap-distance-top:0pt;mso-wrap-distance-bottom:0pt;margin-top:0pt;mso-position-vertical:top;mso-position-vertical-relative:text;margin-left:0pt;mso-position-horizontal-relative:page">
+                <v:textbox inset="0in,0in,0in,0in">
+                  <w:txbxContent>
+                    <w:p>
+                      <w:pPr>
+                        <w:pStyle w:val="BodyText"/>
+                        <w:spacing w:before="0" w:after="140"/>
+                        <w:ind w:hanging="0" w:start="30" w:end="30"/>
+                        <w:rPr/>
+                      </w:pPr>
+                      <w:r>
+                        <w:rPr/>
+                      </w:r>
+                    </w:p>
+                  </w:txbxContent>
+                </v:textbox>
+                <w10:wrap type="none"/>
+              </v:rect>
+            </w:pict>
+          </mc:Fallback>
+        </mc:AlternateContent>
+      </w:r>
+    </w:p>
+    <w:p>
+      <w:pPr>
+        <w:pStyle w:val="PreformattedText"/>
+        <w:widowControl/>
+        <w:pBdr/>
+        <w:spacing w:lineRule="auto" w:line="312" w:before="0" w:after="0"/>
+        <w:ind w:hanging="0" w:start="0" w:end="0"/>
+        <w:jc w:val="start"/>
+        <w:rPr>
+          <w:rFonts w:ascii="inherit" w:hAnsi="inherit"/>
+          <w:b w:val="false"/>
+          <w:i w:val="false"/>
+          <w:caps w:val="false"/>
+          <w:smallCaps w:val="false"/>
+          <w:color w:val="000000"/>
+          <w:spacing w:val="0"/>
+          <w:sz w:val="21"/>
+          <w14:textFill>
+            <w14:solidFill>
+              <w14:srgbClr w14:val="000000">
+                <w14:alpha w14:val="13333"/>
+              </w14:srgbClr>
+            </w14:solidFill>
+          </w14:textFill>
+        </w:rPr>
+      </w:pPr>
+      <w:r>
+        <w:rPr>
+          <w:rFonts w:ascii="inherit" w:hAnsi="inherit"/>
+          <w:b w:val="false"/>
+          <w:i w:val="false"/>
+          <w:caps w:val="false"/>
+          <w:smallCaps w:val="false"/>
+          <w:color w:val="000000"/>
+          <w:spacing w:val="0"/>
+          <w:sz w:val="21"/>
+          <w14:textFill>
+            <w14:solidFill>
+              <w14:srgbClr w14:val="000000">
+                <w14:alpha w14:val="13333"/>
+              </w14:srgbClr>
+            </w14:solidFill>
+          </w14:textFill>
+        </w:rPr>
+        <w:t>CLIPTextModel LOAD REPORT from: /root/.cache/huggingface/hub/models--runwayml--stable-diffusion-v1-5/snapshots/451f4fe16113bff5a5d2269ed5ad43b0592e9a14/text_encoder</w:t>
+      </w:r>
+    </w:p>
+    <w:p>
+      <w:pPr>
+        <w:pStyle w:val="PreformattedText"/>
+        <w:widowControl/>
+        <w:pBdr/>
+        <w:spacing w:lineRule="auto" w:line="312" w:before="0" w:after="0"/>
+        <w:ind w:hanging="0" w:start="0" w:end="0"/>
+        <w:jc w:val="start"/>
+        <w:rPr>
+          <w:rFonts w:ascii="inherit" w:hAnsi="inherit"/>
+          <w:b w:val="false"/>
+          <w:i w:val="false"/>
+          <w:caps w:val="false"/>
+          <w:smallCaps w:val="false"/>
+          <w:color w:val="000000"/>
+          <w:spacing w:val="0"/>
+          <w:sz w:val="21"/>
+          <w14:textFill>
+            <w14:solidFill>
+              <w14:srgbClr w14:val="000000">
+                <w14:alpha w14:val="13333"/>
+              </w14:srgbClr>
+            </w14:solidFill>
+          </w14:textFill>
+        </w:rPr>
+      </w:pPr>
+      <w:r>
+        <w:rPr>
+          <w:rFonts w:ascii="inherit" w:hAnsi="inherit"/>
+          <w:b w:val="false"/>
+          <w:i w:val="false"/>
+          <w:caps w:val="false"/>
+          <w:smallCaps w:val="false"/>
+          <w:color w:val="000000"/>
+          <w:spacing w:val="0"/>
+          <w:sz w:val="21"/>
+          <w14:textFill>
+            <w14:solidFill>
+              <w14:srgbClr w14:val="000000">
+                <w14:alpha w14:val="13333"/>
+              </w14:srgbClr>
+            </w14:solidFill>
+          </w14:textFill>
+        </w:rPr>
+        <w:t xml:space="preserve">Key                                | Status     |  | </w:t>
+      </w:r>
+    </w:p>
+    <w:p>
+      <w:pPr>
+        <w:pStyle w:val="PreformattedText"/>
+        <w:widowControl/>
+        <w:pBdr/>
+        <w:spacing w:lineRule="auto" w:line="312" w:before="0" w:after="0"/>
+        <w:ind w:hanging="0" w:start="0" w:end="0"/>
+        <w:jc w:val="start"/>
+        <w:rPr>
+          <w:rFonts w:ascii="inherit" w:hAnsi="inherit"/>
+          <w:b w:val="false"/>
+          <w:i w:val="false"/>
+          <w:caps w:val="false"/>
+          <w:smallCaps w:val="false"/>
+          <w:color w:val="000000"/>
+          <w:spacing w:val="0"/>
+          <w:sz w:val="21"/>
+          <w14:textFill>
+            <w14:solidFill>
+              <w14:srgbClr w14:val="000000">
+                <w14:alpha w14:val="13333"/>
+              </w14:srgbClr>
+            </w14:solidFill>
+          </w14:textFill>
+        </w:rPr>
+      </w:pPr>
+      <w:r>
+        <w:rPr>
+          <w:rFonts w:ascii="inherit" w:hAnsi="inherit"/>
+          <w:b w:val="false"/>
+          <w:i w:val="false"/>
+          <w:caps w:val="false"/>
+          <w:smallCaps w:val="false"/>
+          <w:color w:val="000000"/>
+          <w:spacing w:val="0"/>
+          <w:sz w:val="21"/>
+          <w14:textFill>
+            <w14:solidFill>
+              <w14:srgbClr w14:val="000000">
+                <w14:alpha w14:val="13333"/>
+              </w14:srgbClr>
+            </w14:solidFill>
+          </w14:textFill>
+        </w:rPr>
+        <w:t>-----------------------------------+------------+--+-</w:t>
+      </w:r>
+    </w:p>
+    <w:p>
+      <w:pPr>
+        <w:pStyle w:val="PreformattedText"/>
+        <w:widowControl/>
+        <w:pBdr/>
+        <w:spacing w:lineRule="auto" w:line="312" w:before="0" w:after="0"/>
+        <w:ind w:hanging="0" w:start="0" w:end="0"/>
+        <w:jc w:val="start"/>
+        <w:rPr>
+          <w:rFonts w:ascii="inherit" w:hAnsi="inherit"/>
+          <w:b w:val="false"/>
+          <w:i w:val="false"/>
+          <w:caps w:val="false"/>
+          <w:smallCaps w:val="false"/>
+          <w:color w:val="000000"/>
+          <w:spacing w:val="0"/>
+          <w:sz w:val="21"/>
+          <w14:textFill>
+            <w14:solidFill>
+              <w14:srgbClr w14:val="000000">
+                <w14:alpha w14:val="13333"/>
+              </w14:srgbClr>
+            </w14:solidFill>
+          </w14:textFill>
+        </w:rPr>
+      </w:pPr>
+      <w:r>
+        <w:rPr>
+          <w:rFonts w:ascii="inherit" w:hAnsi="inherit"/>
+          <w:b w:val="false"/>
+          <w:i w:val="false"/>
+          <w:caps w:val="false"/>
+          <w:smallCaps w:val="false"/>
+          <w:color w:val="000000"/>
+          <w:spacing w:val="0"/>
+          <w:sz w:val="21"/>
+          <w14:textFill>
+            <w14:solidFill>
+              <w14:srgbClr w14:val="000000">
+                <w14:alpha w14:val="13333"/>
+              </w14:srgbClr>
+            </w14:solidFill>
+          </w14:textFill>
+        </w:rPr>
+        <w:t xml:space="preserve">text_model.embeddings.position_ids | UNEXPECTED |  | </w:t>
+      </w:r>
+    </w:p>
+    <w:p>
+      <w:pPr>
+        <w:pStyle w:val="PreformattedText"/>
+        <w:widowControl/>
+        <w:pBdr/>
+        <w:spacing w:lineRule="auto" w:line="312" w:before="0" w:after="0"/>
+        <w:ind w:hanging="0" w:start="0" w:end="0"/>
+        <w:jc w:val="start"/>
+        <w:rPr/>
+      </w:pPr>
+      <w:r>
+        <w:rPr/>
+      </w:r>
+    </w:p>
+    <w:p>
+      <w:pPr>
+        <w:pStyle w:val="PreformattedText"/>
+        <w:widowControl/>
+        <w:pBdr/>
+        <w:spacing w:lineRule="auto" w:line="312" w:before="0" w:after="0"/>
+        <w:ind w:hanging="0" w:start="0" w:end="0"/>
+        <w:jc w:val="start"/>
+        <w:rPr>
+          <w:rFonts w:ascii="inherit" w:hAnsi="inherit"/>
+          <w:b w:val="false"/>
+          <w:i w:val="false"/>
+          <w:caps w:val="false"/>
+          <w:smallCaps w:val="false"/>
+          <w:color w:val="000000"/>
+          <w:spacing w:val="0"/>
+          <w:sz w:val="21"/>
+          <w14:textFill>
+            <w14:solidFill>
+              <w14:srgbClr w14:val="000000">
+                <w14:alpha w14:val="13333"/>
+              </w14:srgbClr>
+            </w14:solidFill>
+          </w14:textFill>
+        </w:rPr>
+      </w:pPr>
+      <w:r>
+        <w:rPr>
+          <w:rFonts w:ascii="inherit" w:hAnsi="inherit"/>
+          <w:b w:val="false"/>
+          <w:i w:val="false"/>
+          <w:caps w:val="false"/>
+          <w:smallCaps w:val="false"/>
+          <w:color w:val="000000"/>
+          <w:spacing w:val="0"/>
+          <w:sz w:val="21"/>
+          <w14:textFill>
+            <w14:solidFill>
+              <w14:srgbClr w14:val="000000">
+                <w14:alpha w14:val="13333"/>
+              </w14:srgbClr>
+            </w14:solidFill>
+          </w14:textFill>
+        </w:rPr>
+        <w:t>Notes:</w:t>
+      </w:r>
+    </w:p>
+    <w:p>
+      <w:pPr>
+        <w:pStyle w:val="PreformattedText"/>
+        <w:widowControl/>
+        <w:pBdr/>
+        <w:spacing w:lineRule="auto" w:line="312" w:before="0" w:after="0"/>
+        <w:ind w:hanging="0" w:start="0" w:end="0"/>
+        <w:jc w:val="start"/>
+        <w:rPr>
+          <w:rFonts w:ascii="inherit" w:hAnsi="inherit"/>
+          <w:b w:val="false"/>
+          <w:i w:val="false"/>
+          <w:caps w:val="false"/>
+          <w:smallCaps w:val="false"/>
+          <w:color w:val="000000"/>
+          <w:spacing w:val="0"/>
+          <w:sz w:val="21"/>
+          <w14:textFill>
+            <w14:solidFill>
+              <w14:srgbClr w14:val="000000">
+                <w14:alpha w14:val="13333"/>
+              </w14:srgbClr>
+            </w14:solidFill>
+          </w14:textFill>
+        </w:rPr>
+      </w:pPr>
+      <w:r>
+        <w:rPr>
+          <w:rFonts w:ascii="inherit" w:hAnsi="inherit"/>
+          <w:b w:val="false"/>
+          <w:i w:val="false"/>
+          <w:caps w:val="false"/>
+          <w:smallCaps w:val="false"/>
+          <w:color w:val="000000"/>
+          <w:spacing w:val="0"/>
+          <w:sz w:val="21"/>
+          <w14:textFill>
+            <w14:solidFill>
+              <w14:srgbClr w14:val="000000">
+                <w14:alpha w14:val="13333"/>
+              </w14:srgbClr>
+            </w14:solidFill>
+          </w14:textFill>
+        </w:rPr>
+        <w:t>- UNEXPECTED    :can be ignored when loading from different task</w:t>
+      </w:r>
+      <w:r>
+        <w:rPr>
+          <w:rFonts w:ascii="inherit" w:hAnsi="inherit"/>
+          <w:b w:val="false"/>
+          <w:i w:val="false"/>
+          <w:caps w:val="false"/>
+          <w:smallCaps w:val="false"/>
+          <w:color w:val="000000"/>
+          <w:spacing w:val="0"/>
+          <w:sz w:val="21"/>
+          <w:u w:val="single"/>
+          <w14:textFill>
+            <w14:solidFill>
+              <w14:srgbClr w14:val="000000">
+                <w14:alpha w14:val="13333"/>
+              </w14:srgbClr>
+            </w14:solidFill>
+          </w14:textFill>
+        </w:rPr>
+        <w:t>/architecture</w:t>
+      </w:r>
+      <w:r>
+        <w:rPr>
+          <w:rFonts w:ascii="inherit" w:hAnsi="inherit"/>
+          <w:b w:val="false"/>
+          <w:i w:val="false"/>
+          <w:caps w:val="false"/>
+          <w:smallCaps w:val="false"/>
+          <w:color w:val="000000"/>
+          <w:spacing w:val="0"/>
+          <w:sz w:val="21"/>
+          <w14:textFill>
+            <w14:solidFill>
+              <w14:srgbClr w14:val="000000">
+                <w14:alpha w14:val="13333"/>
+              </w14:srgbClr>
+            </w14:solidFill>
+          </w14:textFill>
+        </w:rPr>
+        <w:t>; not ok if you expect identical arch.</w:t>
+      </w:r>
+    </w:p>
+    <w:p>
+      <w:pPr>
+        <w:pStyle w:val="PreformattedText"/>
+        <w:widowControl/>
+        <w:pBdr/>
+        <w:spacing w:lineRule="auto" w:line="312" w:before="0" w:after="0"/>
+        <w:ind w:hanging="0" w:start="0" w:end="0"/>
+        <w:jc w:val="start"/>
+        <w:rPr>
+          <w:rFonts w:ascii="inherit" w:hAnsi="inherit"/>
+          <w:b w:val="false"/>
+          <w:i w:val="false"/>
+          <w:caps w:val="false"/>
+          <w:smallCaps w:val="false"/>
+          <w:color w:val="000000"/>
+          <w:spacing w:val="0"/>
+          <w:sz w:val="21"/>
+          <w14:textFill>
+            <w14:solidFill>
+              <w14:srgbClr w14:val="000000">
+                <w14:alpha w14:val="13333"/>
+              </w14:srgbClr>
+            </w14:solidFill>
+          </w14:textFill>
+        </w:rPr>
+      </w:pPr>
+      <w:r>
+        <w:rPr>
+          <w:rFonts w:ascii="inherit" w:hAnsi="inherit"/>
+          <w:b w:val="false"/>
+          <w:i w:val="false"/>
+          <w:caps w:val="false"/>
+          <w:smallCaps w:val="false"/>
+          <w:color w:val="000000"/>
+          <w:spacing w:val="0"/>
+          <w:sz w:val="21"/>
+          <w14:textFill>
+            <w14:solidFill>
+              <w14:srgbClr w14:val="000000">
+                <w14:alpha w14:val="13333"/>
+              </w14:srgbClr>
+            </w14:solidFill>
+          </w14:textFill>
+        </w:rPr>
+        <w:t>Почали Частину 2 – Створення зображення за промтом 'Білка з горішком на дереві'</w:t>
+      </w:r>
+    </w:p>
+    <w:p>
+      <w:pPr>
+        <w:pStyle w:val="BodyText"/>
+        <w:widowControl/>
+        <w:spacing w:lineRule="atLeast" w:line="420" w:before="0" w:after="0"/>
+        <w:ind w:hanging="0" w:start="0" w:end="0"/>
+        <w:rPr>
+          <w:rFonts w:ascii="inherit" w:hAnsi="inherit"/>
+          <w:b w:val="false"/>
+          <w:i w:val="false"/>
+          <w:caps w:val="false"/>
+          <w:smallCaps w:val="false"/>
+          <w:color w:val="000000"/>
+          <w:spacing w:val="0"/>
+          <w:sz w:val="21"/>
+          <w14:textFill>
+            <w14:solidFill>
+              <w14:srgbClr w14:val="000000">
+                <w14:alpha w14:val="13333"/>
+              </w14:srgbClr>
+            </w14:solidFill>
+          </w14:textFill>
+        </w:rPr>
+      </w:pPr>
+      <w:r>
+        <w:rPr>
+          <w:rFonts w:ascii="inherit" w:hAnsi="inherit"/>
+          <w:b w:val="false"/>
+          <w:i w:val="false"/>
+          <w:caps w:val="false"/>
+          <w:smallCaps w:val="false"/>
+          <w:color w:val="000000"/>
+          <w:spacing w:val="0"/>
+          <w:sz w:val="21"/>
+          <w14:textFill>
+            <w14:solidFill>
+              <w14:srgbClr w14:val="000000">
+                <w14:alpha w14:val="13333"/>
+              </w14:srgbClr>
+            </w14:solidFill>
+          </w14:textFill>
+        </w:rPr>
+        <w:t>100%</w:t>
+      </w:r>
+    </w:p>
+    <w:p>
+      <w:pPr>
+        <w:pStyle w:val="BodyText"/>
+        <w:widowControl/>
+        <w:spacing w:lineRule="atLeast" w:line="420"/>
+        <w:ind w:hanging="0" w:start="0" w:end="0"/>
+        <w:rPr>
+          <w:caps w:val="false"/>
+          <w:smallCaps w:val="false"/>
+          <w:color w:val="000000"/>
+          <w:spacing w:val="0"/>
+          <w14:textFill>
+            <w14:solidFill>
+              <w14:srgbClr w14:val="000000">
+                <w14:alpha w14:val="13333"/>
+              </w14:srgbClr>
+            </w14:solidFill>
+          </w14:textFill>
+        </w:rPr>
+      </w:pPr>
+      <w:r>
+        <w:rPr>
+          <w:caps w:val="false"/>
+          <w:smallCaps w:val="false"/>
+          <w:color w:val="000000"/>
+          <w:spacing w:val="0"/>
+          <w14:textFill>
+            <w14:solidFill>
+              <w14:srgbClr w14:val="000000">
+                <w14:alpha w14:val="13333"/>
+              </w14:srgbClr>
+            </w14:solidFill>
+          </w14:textFill>
+        </w:rPr>
+        <w:t> </w:t>
+      </w:r>
+      <w:r>
+        <w:rPr>
+          <w:rFonts w:ascii="inherit" w:hAnsi="inherit"/>
+          <w:b w:val="false"/>
+          <w:i w:val="false"/>
+          <w:caps w:val="false"/>
+          <w:smallCaps w:val="false"/>
+          <w:color w:val="000000"/>
+          <w:spacing w:val="0"/>
+          <w:sz w:val="21"/>
+          <w14:textFill>
+            <w14:solidFill>
+              <w14:srgbClr w14:val="000000">
+                <w14:alpha w14:val="13333"/>
+              </w14:srgbClr>
+            </w14:solidFill>
+          </w14:textFill>
+        </w:rPr>
+        <w:t>50/50 [15:17&lt;00:00, 17.56s/it]</w:t>
+      </w:r>
+      <w:r>
+        <mc:AlternateContent>
+          <mc:Choice Requires="wps">
+            <w:drawing>
+              <wp:anchor behindDoc="0" distT="0" distB="0" distL="0" distR="0" simplePos="0" locked="0" layoutInCell="0" allowOverlap="1" relativeHeight="7">
+                <wp:simplePos x="0" y="0"/>
+                <wp:positionH relativeFrom="page">
+                  <wp:posOffset>0</wp:posOffset>
+                </wp:positionH>
+                <wp:positionV relativeFrom="line">
+                  <wp:posOffset>635</wp:posOffset>
+                </wp:positionV>
+                <wp:extent cx="2857500" cy="190500"/>
+                <wp:effectExtent l="0" t="0" r="0" b="0"/>
+                <wp:wrapNone/>
+                <wp:docPr id="6" name="Frame6"/>
+                <a:graphic xmlns:a="http://schemas.openxmlformats.org/drawingml/2006/main">
+                  <a:graphicData uri="http://schemas.microsoft.com/office/word/2010/wordprocessingShape">
+                    <wps:wsp>
+                      <wps:cNvSpPr txBox="1"/>
+                      <wps:spPr>
+                        <a:xfrm>
+                          <a:off x="0" y="0"/>
+                          <a:ext cx="2857500" cy="190500"/>
+                        </a:xfrm>
+                        <a:prstGeom prst="rect"/>
+                        <a:solidFill>
+                          <a:srgbClr val="FFFFFF"/>
+                        </a:solidFill>
+                        <a:solidFill>
+                          <a:srgbClr val="388E3C"/>
+                        </a:solidFill>
+                      </wps:spPr>
+                      <wps:txbx>
+                        <w:txbxContent>
+                          <w:p>
+                            <w:pPr>
+                              <w:pStyle w:val="BodyText"/>
+                              <w:spacing w:before="0" w:after="140"/>
+                              <w:ind w:hanging="0" w:start="30" w:end="30"/>
+                              <w:rPr/>
+                            </w:pPr>
+                            <w:r>
+                              <w:rPr/>
+                            </w:r>
+                          </w:p>
+                        </w:txbxContent>
+                      </wps:txbx>
+                      <wps:bodyPr anchor="t" lIns="0" tIns="0" rIns="0" bIns="0">
+                        <a:noAutofit/>
+                      </wps:bodyPr>
+                    </wps:wsp>
+                  </a:graphicData>
+                </a:graphic>
+              </wp:anchor>
+            </w:drawing>
+          </mc:Choice>
+          <mc:Fallback>
+            <w:pict>
+              <v:rect fillcolor="#388E3C" style="position:absolute;rotation:-0;width:225pt;height:15pt;mso-wrap-distance-left:0pt;mso-wrap-distance-right:0pt;mso-wrap-distance-top:0pt;mso-wrap-distance-bottom:0pt;margin-top:0pt;mso-position-vertical:top;mso-position-vertical-relative:text;margin-left:0pt;mso-position-horizontal-relative:page">
+                <v:textbox inset="0in,0in,0in,0in">
+                  <w:txbxContent>
+                    <w:p>
+                      <w:pPr>
+                        <w:pStyle w:val="BodyText"/>
+                        <w:spacing w:before="0" w:after="140"/>
+                        <w:ind w:hanging="0" w:start="30" w:end="30"/>
+                        <w:rPr/>
+                      </w:pPr>
+                      <w:r>
+                        <w:rPr/>
+                      </w:r>
+                    </w:p>
+                  </w:txbxContent>
+                </v:textbox>
+                <w10:wrap type="none"/>
+              </v:rect>
+            </w:pict>
+          </mc:Fallback>
+        </mc:AlternateContent>
+      </w:r>
+    </w:p>
+    <w:p>
+      <w:pPr>
+        <w:pStyle w:val="PreformattedText"/>
+        <w:widowControl/>
+        <w:pBdr/>
+        <w:spacing w:lineRule="auto" w:line="312" w:before="0" w:after="0"/>
+        <w:ind w:hanging="0" w:start="0" w:end="0"/>
+        <w:jc w:val="start"/>
+        <w:rPr>
+          <w:rFonts w:ascii="inherit" w:hAnsi="inherit"/>
+          <w:b w:val="false"/>
+          <w:i w:val="false"/>
+          <w:caps w:val="false"/>
+          <w:smallCaps w:val="false"/>
+          <w:color w:val="000000"/>
+          <w:spacing w:val="0"/>
+          <w:sz w:val="21"/>
+          <w14:textFill>
+            <w14:solidFill>
+              <w14:srgbClr w14:val="000000">
+                <w14:alpha w14:val="13333"/>
+              </w14:srgbClr>
+            </w14:solidFill>
+          </w14:textFill>
+        </w:rPr>
+      </w:pPr>
+      <w:r>
+        <w:rPr>
+          <w:rFonts w:ascii="inherit" w:hAnsi="inherit"/>
+          <w:b w:val="false"/>
+          <w:i w:val="false"/>
+          <w:caps w:val="false"/>
+          <w:smallCaps w:val="false"/>
+          <w:color w:val="000000"/>
+          <w:spacing w:val="0"/>
+          <w:sz w:val="21"/>
+          <w14:textFill>
+            <w14:solidFill>
+              <w14:srgbClr w14:val="000000">
+                <w14:alpha w14:val="13333"/>
+              </w14:srgbClr>
+            </w14:solidFill>
+          </w14:textFill>
+        </w:rPr>
+        <w:t>Збережено: squirrel_with_nut.png</w:t>
+      </w:r>
+    </w:p>
+    <w:p>
+      <w:pPr>
+        <w:pStyle w:val="PreformattedText"/>
+        <w:widowControl/>
+        <w:pBdr/>
+        <w:spacing w:lineRule="auto" w:line="312" w:before="0" w:after="0"/>
+        <w:ind w:hanging="0" w:start="0" w:end="0"/>
+        <w:jc w:val="start"/>
+        <w:rPr/>
+      </w:pPr>
+      <w:r>
+        <w:rPr/>
+      </w:r>
+    </w:p>
+    <w:p>
+      <w:pPr>
+        <w:pStyle w:val="PreformattedText"/>
+        <w:widowControl/>
+        <w:pBdr/>
+        <w:spacing w:lineRule="auto" w:line="312" w:before="0" w:after="0"/>
+        <w:ind w:hanging="0" w:start="0" w:end="0"/>
+        <w:jc w:val="start"/>
+        <w:rPr>
+          <w:rFonts w:ascii="inherit" w:hAnsi="inherit"/>
+          <w:b w:val="false"/>
+          <w:i w:val="false"/>
+          <w:caps w:val="false"/>
+          <w:smallCaps w:val="false"/>
+          <w:color w:val="000000"/>
+          <w:spacing w:val="0"/>
+          <w:sz w:val="21"/>
+          <w14:textFill>
+            <w14:solidFill>
+              <w14:srgbClr w14:val="000000">
+                <w14:alpha w14:val="13333"/>
+              </w14:srgbClr>
+            </w14:solidFill>
+          </w14:textFill>
+        </w:rPr>
+      </w:pPr>
+      <w:r>
+        <w:rPr>
+          <w:rFonts w:ascii="inherit" w:hAnsi="inherit"/>
+          <w:b w:val="false"/>
+          <w:i w:val="false"/>
+          <w:caps w:val="false"/>
+          <w:smallCaps w:val="false"/>
+          <w:color w:val="000000"/>
+          <w:spacing w:val="0"/>
+          <w:sz w:val="21"/>
+          <w14:textFill>
+            <w14:solidFill>
+              <w14:srgbClr w14:val="000000">
+                <w14:alpha w14:val="13333"/>
+              </w14:srgbClr>
+            </w14:solidFill>
+          </w14:textFill>
+        </w:rPr>
+        <w:t>Почали Частину 3 – Створення зображення за промтом 'Кішко-дівчина'</w:t>
+      </w:r>
+    </w:p>
+    <w:p>
+      <w:pPr>
+        <w:pStyle w:val="BodyText"/>
+        <w:widowControl/>
+        <w:spacing w:lineRule="atLeast" w:line="420" w:before="0" w:after="0"/>
+        <w:ind w:hanging="0" w:start="0" w:end="0"/>
+        <w:rPr>
+          <w:rFonts w:ascii="inherit" w:hAnsi="inherit"/>
+          <w:b w:val="false"/>
+          <w:i w:val="false"/>
+          <w:caps w:val="false"/>
+          <w:smallCaps w:val="false"/>
+          <w:color w:val="000000"/>
+          <w:spacing w:val="0"/>
+          <w:sz w:val="21"/>
+          <w14:textFill>
+            <w14:solidFill>
+              <w14:srgbClr w14:val="000000">
+                <w14:alpha w14:val="13333"/>
+              </w14:srgbClr>
+            </w14:solidFill>
+          </w14:textFill>
+        </w:rPr>
+      </w:pPr>
+      <w:r>
+        <w:rPr>
+          <w:rFonts w:ascii="inherit" w:hAnsi="inherit"/>
+          <w:b w:val="false"/>
+          <w:i w:val="false"/>
+          <w:caps w:val="false"/>
+          <w:smallCaps w:val="false"/>
+          <w:color w:val="000000"/>
+          <w:spacing w:val="0"/>
+          <w:sz w:val="21"/>
+          <w14:textFill>
+            <w14:solidFill>
+              <w14:srgbClr w14:val="000000">
+                <w14:alpha w14:val="13333"/>
+              </w14:srgbClr>
+            </w14:solidFill>
+          </w14:textFill>
+        </w:rPr>
+        <w:t>100%</w:t>
+      </w:r>
+    </w:p>
+    <w:p>
+      <w:pPr>
+        <w:pStyle w:val="BodyText"/>
+        <w:widowControl/>
+        <w:spacing w:lineRule="atLeast" w:line="420"/>
+        <w:ind w:hanging="0" w:start="0" w:end="0"/>
+        <w:rPr>
+          <w:caps w:val="false"/>
+          <w:smallCaps w:val="false"/>
+          <w:color w:val="000000"/>
+          <w:spacing w:val="0"/>
+          <w14:textFill>
+            <w14:solidFill>
+              <w14:srgbClr w14:val="000000">
+                <w14:alpha w14:val="13333"/>
+              </w14:srgbClr>
+            </w14:solidFill>
+          </w14:textFill>
+        </w:rPr>
+      </w:pPr>
+      <w:r>
+        <w:rPr>
+          <w:caps w:val="false"/>
+          <w:smallCaps w:val="false"/>
+          <w:color w:val="000000"/>
+          <w:spacing w:val="0"/>
+          <w14:textFill>
+            <w14:solidFill>
+              <w14:srgbClr w14:val="000000">
+                <w14:alpha w14:val="13333"/>
+              </w14:srgbClr>
+            </w14:solidFill>
+          </w14:textFill>
+        </w:rPr>
+        <w:t> </w:t>
+      </w:r>
+      <w:r>
+        <w:rPr>
+          <w:rFonts w:ascii="inherit" w:hAnsi="inherit"/>
+          <w:b w:val="false"/>
+          <w:i w:val="false"/>
+          <w:caps w:val="false"/>
+          <w:smallCaps w:val="false"/>
+          <w:color w:val="000000"/>
+          <w:spacing w:val="0"/>
+          <w:sz w:val="21"/>
+          <w14:textFill>
+            <w14:solidFill>
+              <w14:srgbClr w14:val="000000">
+                <w14:alpha w14:val="13333"/>
+              </w14:srgbClr>
+            </w14:solidFill>
+          </w14:textFill>
+        </w:rPr>
+        <w:t>50/50 [23:29&lt;00:00, 27.43s/it]</w:t>
+      </w:r>
+      <w:r>
+        <mc:AlternateContent>
+          <mc:Choice Requires="wps">
+            <w:drawing>
+              <wp:anchor behindDoc="0" distT="0" distB="0" distL="0" distR="0" simplePos="0" locked="0" layoutInCell="0" allowOverlap="1" relativeHeight="8">
+                <wp:simplePos x="0" y="0"/>
+                <wp:positionH relativeFrom="page">
+                  <wp:posOffset>0</wp:posOffset>
+                </wp:positionH>
+                <wp:positionV relativeFrom="line">
+                  <wp:posOffset>635</wp:posOffset>
+                </wp:positionV>
+                <wp:extent cx="2857500" cy="190500"/>
+                <wp:effectExtent l="0" t="0" r="0" b="0"/>
+                <wp:wrapNone/>
+                <wp:docPr id="7" name="Frame7"/>
+                <a:graphic xmlns:a="http://schemas.openxmlformats.org/drawingml/2006/main">
+                  <a:graphicData uri="http://schemas.microsoft.com/office/word/2010/wordprocessingShape">
+                    <wps:wsp>
+                      <wps:cNvSpPr txBox="1"/>
+                      <wps:spPr>
+                        <a:xfrm>
+                          <a:off x="0" y="0"/>
+                          <a:ext cx="2857500" cy="190500"/>
+                        </a:xfrm>
+                        <a:prstGeom prst="rect"/>
+                        <a:solidFill>
+                          <a:srgbClr val="FFFFFF"/>
+                        </a:solidFill>
+                        <a:solidFill>
+                          <a:srgbClr val="388E3C"/>
+                        </a:solidFill>
+                      </wps:spPr>
+                      <wps:txbx>
+                        <w:txbxContent>
+                          <w:p>
+                            <w:pPr>
+                              <w:pStyle w:val="BodyText"/>
+                              <w:spacing w:before="0" w:after="140"/>
+                              <w:ind w:hanging="0" w:start="30" w:end="30"/>
+                              <w:rPr/>
+                            </w:pPr>
+                            <w:r>
+                              <w:rPr/>
+                            </w:r>
+                          </w:p>
+                        </w:txbxContent>
+                      </wps:txbx>
+                      <wps:bodyPr anchor="t" lIns="0" tIns="0" rIns="0" bIns="0">
+                        <a:noAutofit/>
+                      </wps:bodyPr>
+                    </wps:wsp>
+                  </a:graphicData>
+                </a:graphic>
+              </wp:anchor>
+            </w:drawing>
+          </mc:Choice>
+          <mc:Fallback>
+            <w:pict>
+              <v:rect fillcolor="#388E3C" style="position:absolute;rotation:-0;width:225pt;height:15pt;mso-wrap-distance-left:0pt;mso-wrap-distance-right:0pt;mso-wrap-distance-top:0pt;mso-wrap-distance-bottom:0pt;margin-top:0pt;mso-position-vertical:top;mso-position-vertical-relative:text;margin-left:0pt;mso-position-horizontal-relative:page">
+                <v:textbox inset="0in,0in,0in,0in">
+                  <w:txbxContent>
+                    <w:p>
+                      <w:pPr>
+                        <w:pStyle w:val="BodyText"/>
+                        <w:spacing w:before="0" w:after="140"/>
+                        <w:ind w:hanging="0" w:start="30" w:end="30"/>
+                        <w:rPr/>
+                      </w:pPr>
+                      <w:r>
+                        <w:rPr/>
+                      </w:r>
+                    </w:p>
+                  </w:txbxContent>
+                </v:textbox>
+                <w10:wrap type="none"/>
+              </v:rect>
+            </w:pict>
+          </mc:Fallback>
+        </mc:AlternateContent>
+      </w:r>
+    </w:p>
+    <w:p>
+      <w:pPr>
+        <w:pStyle w:val="PreformattedText"/>
+        <w:widowControl/>
+        <w:pBdr/>
+        <w:spacing w:lineRule="auto" w:line="312" w:before="0" w:after="0"/>
+        <w:ind w:hanging="0" w:start="0" w:end="0"/>
+        <w:jc w:val="start"/>
+        <w:rPr>
+          <w:rFonts w:ascii="inherit" w:hAnsi="inherit"/>
+          <w:b w:val="false"/>
+          <w:i w:val="false"/>
+          <w:caps w:val="false"/>
+          <w:smallCaps w:val="false"/>
+          <w:color w:val="000000"/>
+          <w:spacing w:val="0"/>
+          <w:sz w:val="21"/>
+          <w14:textFill>
+            <w14:solidFill>
+              <w14:srgbClr w14:val="000000">
+                <w14:alpha w14:val="13333"/>
+              </w14:srgbClr>
+            </w14:solidFill>
+          </w14:textFill>
+        </w:rPr>
+      </w:pPr>
+      <w:r>
+        <w:rPr>
+          <w:rFonts w:ascii="inherit" w:hAnsi="inherit"/>
+          <w:b w:val="false"/>
+          <w:i w:val="false"/>
+          <w:caps w:val="false"/>
+          <w:smallCaps w:val="false"/>
+          <w:color w:val="000000"/>
+          <w:spacing w:val="0"/>
+          <w:sz w:val="21"/>
+          <w14:textFill>
+            <w14:solidFill>
+              <w14:srgbClr w14:val="000000">
+                <w14:alpha w14:val="13333"/>
+              </w14:srgbClr>
+            </w14:solidFill>
+          </w14:textFill>
+        </w:rPr>
+        <w:t>Збережено: cat_girl.png</w:t>
+      </w:r>
+    </w:p>
+    <w:p>
+      <w:pPr>
+        <w:pStyle w:val="PreformattedText"/>
+        <w:widowControl/>
+        <w:pBdr/>
+        <w:spacing w:lineRule="auto" w:line="312" w:before="0" w:after="0"/>
+        <w:ind w:hanging="0" w:start="0" w:end="0"/>
+        <w:jc w:val="start"/>
+        <w:rPr/>
+      </w:pPr>
+      <w:r>
+        <w:rPr/>
+      </w:r>
+    </w:p>
+    <w:p>
+      <w:pPr>
+        <w:pStyle w:val="PreformattedText"/>
+        <w:widowControl/>
+        <w:pBdr/>
+        <w:spacing w:lineRule="auto" w:line="312" w:before="0" w:after="0"/>
+        <w:ind w:hanging="0" w:start="0" w:end="0"/>
+        <w:jc w:val="start"/>
+        <w:rPr>
+          <w:rFonts w:ascii="inherit" w:hAnsi="inherit"/>
+          <w:b w:val="false"/>
+          <w:i w:val="false"/>
+          <w:caps w:val="false"/>
+          <w:smallCaps w:val="false"/>
+          <w:color w:val="000000"/>
+          <w:spacing w:val="0"/>
+          <w:sz w:val="21"/>
+          <w14:textFill>
+            <w14:solidFill>
+              <w14:srgbClr w14:val="000000">
+                <w14:alpha w14:val="13333"/>
+              </w14:srgbClr>
+            </w14:solidFill>
+          </w14:textFill>
+        </w:rPr>
+      </w:pPr>
+      <w:r>
+        <w:rPr>
+          <w:rFonts w:ascii="inherit" w:hAnsi="inherit"/>
+          <w:b w:val="false"/>
+          <w:i w:val="false"/>
+          <w:caps w:val="false"/>
+          <w:smallCaps w:val="false"/>
+          <w:color w:val="000000"/>
+          <w:spacing w:val="0"/>
+          <w:sz w:val="21"/>
+          <w14:textFill>
+            <w14:solidFill>
+              <w14:srgbClr w14:val="000000">
+                <w14:alpha w14:val="13333"/>
+              </w14:srgbClr>
+            </w14:solidFill>
+          </w14:textFill>
+        </w:rPr>
+        <w:t>Почали Частину 4 – Створення зображення на основі іншого зображення</w:t>
+      </w:r>
+    </w:p>
+    <w:p>
+      <w:pPr>
+        <w:pStyle w:val="BodyText"/>
+        <w:widowControl/>
+        <w:spacing w:lineRule="atLeast" w:line="420" w:before="0" w:after="0"/>
+        <w:ind w:hanging="0" w:start="0" w:end="0"/>
+        <w:rPr>
+          <w:rFonts w:ascii="inherit" w:hAnsi="inherit"/>
+          <w:b w:val="false"/>
+          <w:i w:val="false"/>
+          <w:caps w:val="false"/>
+          <w:smallCaps w:val="false"/>
+          <w:color w:val="000000"/>
+          <w:spacing w:val="0"/>
+          <w:sz w:val="21"/>
+          <w14:textFill>
+            <w14:solidFill>
+              <w14:srgbClr w14:val="000000">
+                <w14:alpha w14:val="13333"/>
+              </w14:srgbClr>
+            </w14:solidFill>
+          </w14:textFill>
+        </w:rPr>
+      </w:pPr>
+      <w:r>
+        <w:rPr>
+          <w:rFonts w:ascii="inherit" w:hAnsi="inherit"/>
+          <w:b w:val="false"/>
+          <w:i w:val="false"/>
+          <w:caps w:val="false"/>
+          <w:smallCaps w:val="false"/>
+          <w:color w:val="000000"/>
+          <w:spacing w:val="0"/>
+          <w:sz w:val="21"/>
+          <w14:textFill>
+            <w14:solidFill>
+              <w14:srgbClr w14:val="000000">
+                <w14:alpha w14:val="13333"/>
+              </w14:srgbClr>
+            </w14:solidFill>
+          </w14:textFill>
+        </w:rPr>
+        <w:t>Loading pipeline components...: 100%</w:t>
+      </w:r>
+    </w:p>
+    <w:p>
+      <w:pPr>
+        <w:pStyle w:val="BodyText"/>
+        <w:widowControl/>
+        <w:spacing w:lineRule="atLeast" w:line="420" w:before="0" w:after="0"/>
+        <w:ind w:hanging="0" w:start="0" w:end="0"/>
+        <w:rPr>
+          <w:caps w:val="false"/>
+          <w:smallCaps w:val="false"/>
+          <w:color w:val="000000"/>
+          <w:spacing w:val="0"/>
+          <w14:textFill>
+            <w14:solidFill>
+              <w14:srgbClr w14:val="000000">
+                <w14:alpha w14:val="13333"/>
+              </w14:srgbClr>
+            </w14:solidFill>
+          </w14:textFill>
+        </w:rPr>
+      </w:pPr>
+      <w:r>
+        <w:rPr>
+          <w:caps w:val="false"/>
+          <w:smallCaps w:val="false"/>
+          <w:color w:val="000000"/>
+          <w:spacing w:val="0"/>
+          <w14:textFill>
+            <w14:solidFill>
+              <w14:srgbClr w14:val="000000">
+                <w14:alpha w14:val="13333"/>
+              </w14:srgbClr>
+            </w14:solidFill>
+          </w14:textFill>
+        </w:rPr>
+        <w:t> </w:t>
+      </w:r>
+      <w:r>
+        <w:rPr>
+          <w:rFonts w:ascii="inherit" w:hAnsi="inherit"/>
+          <w:b w:val="false"/>
+          <w:i w:val="false"/>
+          <w:caps w:val="false"/>
+          <w:smallCaps w:val="false"/>
+          <w:color w:val="000000"/>
+          <w:spacing w:val="0"/>
+          <w:sz w:val="21"/>
+          <w14:textFill>
+            <w14:solidFill>
+              <w14:srgbClr w14:val="000000">
+                <w14:alpha w14:val="13333"/>
+              </w14:srgbClr>
+            </w14:solidFill>
+          </w14:textFill>
+        </w:rPr>
+        <w:t>6/6 [00:00&lt;00:00,  4.78it/s]</w:t>
+      </w:r>
+      <w:r>
+        <mc:AlternateContent>
+          <mc:Choice Requires="wps">
+            <w:drawing>
+              <wp:anchor behindDoc="0" distT="0" distB="0" distL="0" distR="0" simplePos="0" locked="0" layoutInCell="0" allowOverlap="1" relativeHeight="9">
+                <wp:simplePos x="0" y="0"/>
+                <wp:positionH relativeFrom="page">
+                  <wp:posOffset>0</wp:posOffset>
+                </wp:positionH>
+                <wp:positionV relativeFrom="line">
+                  <wp:posOffset>635</wp:posOffset>
+                </wp:positionV>
+                <wp:extent cx="2857500" cy="190500"/>
+                <wp:effectExtent l="0" t="0" r="0" b="0"/>
+                <wp:wrapNone/>
+                <wp:docPr id="8" name="Frame8"/>
+                <a:graphic xmlns:a="http://schemas.openxmlformats.org/drawingml/2006/main">
+                  <a:graphicData uri="http://schemas.microsoft.com/office/word/2010/wordprocessingShape">
+                    <wps:wsp>
+                      <wps:cNvSpPr txBox="1"/>
+                      <wps:spPr>
+                        <a:xfrm>
+                          <a:off x="0" y="0"/>
+                          <a:ext cx="2857500" cy="190500"/>
+                        </a:xfrm>
+                        <a:prstGeom prst="rect"/>
+                        <a:solidFill>
+                          <a:srgbClr val="FFFFFF"/>
+                        </a:solidFill>
+                        <a:solidFill>
+                          <a:srgbClr val="388E3C"/>
+                        </a:solidFill>
+                      </wps:spPr>
+                      <wps:txbx>
+                        <w:txbxContent>
+                          <w:p>
+                            <w:pPr>
+                              <w:pStyle w:val="BodyText"/>
+                              <w:spacing w:before="0" w:after="140"/>
+                              <w:ind w:hanging="0" w:start="30" w:end="30"/>
+                              <w:rPr/>
+                            </w:pPr>
+                            <w:r>
+                              <w:rPr/>
+                            </w:r>
+                          </w:p>
+                        </w:txbxContent>
+                      </wps:txbx>
+                      <wps:bodyPr anchor="t" lIns="0" tIns="0" rIns="0" bIns="0">
+                        <a:noAutofit/>
+                      </wps:bodyPr>
+                    </wps:wsp>
+                  </a:graphicData>
+                </a:graphic>
+              </wp:anchor>
+            </w:drawing>
+          </mc:Choice>
+          <mc:Fallback>
+            <w:pict>
+              <v:rect fillcolor="#388E3C" style="position:absolute;rotation:-0;width:225pt;height:15pt;mso-wrap-distance-left:0pt;mso-wrap-distance-right:0pt;mso-wrap-distance-top:0pt;mso-wrap-distance-bottom:0pt;margin-top:0pt;mso-position-vertical:top;mso-position-vertical-relative:text;margin-left:0pt;mso-position-horizontal-relative:page">
+                <v:textbox inset="0in,0in,0in,0in">
+                  <w:txbxContent>
+                    <w:p>
+                      <w:pPr>
+                        <w:pStyle w:val="BodyText"/>
+                        <w:spacing w:before="0" w:after="140"/>
+                        <w:ind w:hanging="0" w:start="30" w:end="30"/>
+                        <w:rPr/>
+                      </w:pPr>
+                      <w:r>
+                        <w:rPr/>
+                      </w:r>
+                    </w:p>
+                  </w:txbxContent>
+                </v:textbox>
+                <w10:wrap type="none"/>
+              </v:rect>
+            </w:pict>
+          </mc:Fallback>
+        </mc:AlternateContent>
+      </w:r>
+    </w:p>
+    <w:p>
+      <w:pPr>
+        <w:pStyle w:val="BodyText"/>
+        <w:widowControl/>
+        <w:spacing w:lineRule="atLeast" w:line="420" w:before="0" w:after="0"/>
+        <w:ind w:hanging="0" w:start="0" w:end="0"/>
+        <w:rPr>
+          <w:rFonts w:ascii="inherit" w:hAnsi="inherit"/>
+          <w:b w:val="false"/>
+          <w:i w:val="false"/>
+          <w:caps w:val="false"/>
+          <w:smallCaps w:val="false"/>
+          <w:color w:val="000000"/>
+          <w:spacing w:val="0"/>
+          <w:sz w:val="21"/>
+          <w14:textFill>
+            <w14:solidFill>
+              <w14:srgbClr w14:val="000000">
+                <w14:alpha w14:val="13333"/>
+              </w14:srgbClr>
+            </w14:solidFill>
+          </w14:textFill>
+        </w:rPr>
+      </w:pPr>
+      <w:r>
+        <w:rPr>
+          <w:rFonts w:ascii="inherit" w:hAnsi="inherit"/>
+          <w:b w:val="false"/>
+          <w:i w:val="false"/>
+          <w:caps w:val="false"/>
+          <w:smallCaps w:val="false"/>
+          <w:color w:val="000000"/>
+          <w:spacing w:val="0"/>
+          <w:sz w:val="21"/>
+          <w14:textFill>
+            <w14:solidFill>
+              <w14:srgbClr w14:val="000000">
+                <w14:alpha w14:val="13333"/>
+              </w14:srgbClr>
+            </w14:solidFill>
+          </w14:textFill>
+        </w:rPr>
+        <w:t>Loading weights: 100%</w:t>
+      </w:r>
+    </w:p>
+    <w:p>
+      <w:pPr>
+        <w:pStyle w:val="BodyText"/>
+        <w:widowControl/>
+        <w:spacing w:lineRule="atLeast" w:line="420"/>
+        <w:ind w:hanging="0" w:start="0" w:end="0"/>
+        <w:rPr>
+          <w:caps w:val="false"/>
+          <w:smallCaps w:val="false"/>
+          <w:color w:val="000000"/>
+          <w:spacing w:val="0"/>
+          <w14:textFill>
+            <w14:solidFill>
+              <w14:srgbClr w14:val="000000">
+                <w14:alpha w14:val="13333"/>
+              </w14:srgbClr>
+            </w14:solidFill>
+          </w14:textFill>
+        </w:rPr>
+      </w:pPr>
+      <w:r>
+        <w:rPr>
+          <w:caps w:val="false"/>
+          <w:smallCaps w:val="false"/>
+          <w:color w:val="000000"/>
+          <w:spacing w:val="0"/>
+          <w14:textFill>
+            <w14:solidFill>
+              <w14:srgbClr w14:val="000000">
+                <w14:alpha w14:val="13333"/>
+              </w14:srgbClr>
+            </w14:solidFill>
+          </w14:textFill>
+        </w:rPr>
+        <w:t> </w:t>
+      </w:r>
+      <w:r>
+        <w:rPr>
+          <w:rFonts w:ascii="inherit" w:hAnsi="inherit"/>
+          <w:b w:val="false"/>
+          <w:i w:val="false"/>
+          <w:caps w:val="false"/>
+          <w:smallCaps w:val="false"/>
+          <w:color w:val="000000"/>
+          <w:spacing w:val="0"/>
+          <w:sz w:val="21"/>
+          <w14:textFill>
+            <w14:solidFill>
+              <w14:srgbClr w14:val="000000">
+                <w14:alpha w14:val="13333"/>
+              </w14:srgbClr>
+            </w14:solidFill>
+          </w14:textFill>
+        </w:rPr>
+        <w:t>196/196 [00:00&lt;00:00, 651.02it/s, Materializing param=text_model.final_layer_norm.weight]</w:t>
+      </w:r>
+      <w:r>
+        <mc:AlternateContent>
+          <mc:Choice Requires="wps">
+            <w:drawing>
+              <wp:anchor behindDoc="0" distT="0" distB="0" distL="0" distR="0" simplePos="0" locked="0" layoutInCell="0" allowOverlap="1" relativeHeight="10">
+                <wp:simplePos x="0" y="0"/>
+                <wp:positionH relativeFrom="page">
+                  <wp:posOffset>0</wp:posOffset>
+                </wp:positionH>
+                <wp:positionV relativeFrom="line">
+                  <wp:posOffset>635</wp:posOffset>
+                </wp:positionV>
+                <wp:extent cx="2581275" cy="190500"/>
+                <wp:effectExtent l="0" t="0" r="0" b="0"/>
+                <wp:wrapNone/>
+                <wp:docPr id="9" name="Frame9"/>
+                <a:graphic xmlns:a="http://schemas.openxmlformats.org/drawingml/2006/main">
+                  <a:graphicData uri="http://schemas.microsoft.com/office/word/2010/wordprocessingShape">
+                    <wps:wsp>
+                      <wps:cNvSpPr txBox="1"/>
+                      <wps:spPr>
+                        <a:xfrm>
+                          <a:off x="0" y="0"/>
+                          <a:ext cx="2581275" cy="190500"/>
+                        </a:xfrm>
+                        <a:prstGeom prst="rect"/>
+                        <a:solidFill>
+                          <a:srgbClr val="FFFFFF"/>
+                        </a:solidFill>
+                        <a:solidFill>
+                          <a:srgbClr val="388E3C"/>
+                        </a:solidFill>
+                      </wps:spPr>
+                      <wps:txbx>
+                        <w:txbxContent>
+                          <w:p>
+                            <w:pPr>
+                              <w:pStyle w:val="BodyText"/>
+                              <w:spacing w:before="0" w:after="140"/>
+                              <w:ind w:hanging="0" w:start="30" w:end="30"/>
+                              <w:rPr/>
+                            </w:pPr>
+                            <w:r>
+                              <w:rPr/>
+                            </w:r>
+                          </w:p>
+                        </w:txbxContent>
+                      </wps:txbx>
+                      <wps:bodyPr anchor="t" lIns="0" tIns="0" rIns="0" bIns="0">
+                        <a:noAutofit/>
+                      </wps:bodyPr>
+                    </wps:wsp>
+                  </a:graphicData>
+                </a:graphic>
+              </wp:anchor>
+            </w:drawing>
+          </mc:Choice>
+          <mc:Fallback>
+            <w:pict>
+              <v:rect fillcolor="#388E3C" style="position:absolute;rotation:-0;width:203.25pt;height:15pt;mso-wrap-distance-left:0pt;mso-wrap-distance-right:0pt;mso-wrap-distance-top:0pt;mso-wrap-distance-bottom:0pt;margin-top:0pt;mso-position-vertical:top;mso-position-vertical-relative:text;margin-left:0pt;mso-position-horizontal-relative:page">
+                <v:textbox inset="0in,0in,0in,0in">
+                  <w:txbxContent>
+                    <w:p>
+                      <w:pPr>
+                        <w:pStyle w:val="BodyText"/>
+                        <w:spacing w:before="0" w:after="140"/>
+                        <w:ind w:hanging="0" w:start="30" w:end="30"/>
+                        <w:rPr/>
+                      </w:pPr>
+                      <w:r>
+                        <w:rPr/>
+                      </w:r>
+                    </w:p>
+                  </w:txbxContent>
+                </v:textbox>
+                <w10:wrap type="none"/>
+              </v:rect>
+            </w:pict>
+          </mc:Fallback>
+        </mc:AlternateContent>
+      </w:r>
+    </w:p>
+    <w:p>
+      <w:pPr>
+        <w:pStyle w:val="PreformattedText"/>
+        <w:widowControl/>
+        <w:pBdr/>
+        <w:spacing w:lineRule="auto" w:line="312" w:before="0" w:after="0"/>
+        <w:ind w:hanging="0" w:start="0" w:end="0"/>
+        <w:jc w:val="start"/>
+        <w:rPr>
+          <w:rFonts w:ascii="inherit" w:hAnsi="inherit"/>
+          <w:b w:val="false"/>
+          <w:i w:val="false"/>
+          <w:caps w:val="false"/>
+          <w:smallCaps w:val="false"/>
+          <w:color w:val="000000"/>
+          <w:spacing w:val="0"/>
+          <w:sz w:val="21"/>
+          <w14:textFill>
+            <w14:solidFill>
+              <w14:srgbClr w14:val="000000">
+                <w14:alpha w14:val="13333"/>
+              </w14:srgbClr>
+            </w14:solidFill>
+          </w14:textFill>
+        </w:rPr>
+      </w:pPr>
+      <w:r>
+        <w:rPr>
+          <w:rFonts w:ascii="inherit" w:hAnsi="inherit"/>
+          <w:b w:val="false"/>
+          <w:i w:val="false"/>
+          <w:caps w:val="false"/>
+          <w:smallCaps w:val="false"/>
+          <w:color w:val="000000"/>
+          <w:spacing w:val="0"/>
+          <w:sz w:val="21"/>
+          <w14:textFill>
+            <w14:solidFill>
+              <w14:srgbClr w14:val="000000">
+                <w14:alpha w14:val="13333"/>
+              </w14:srgbClr>
+            </w14:solidFill>
+          </w14:textFill>
+        </w:rPr>
+        <w:t>CLIPTextModel LOAD REPORT from: /root/.cache/huggingface/hub/models--runwayml--stable-diffusion-v1-5/snapshots/451f4fe16113bff5a5d2269ed5ad43b0592e9a14/text_encoder</w:t>
+      </w:r>
+    </w:p>
+    <w:p>
+      <w:pPr>
+        <w:pStyle w:val="PreformattedText"/>
+        <w:widowControl/>
+        <w:pBdr/>
+        <w:spacing w:lineRule="auto" w:line="312" w:before="0" w:after="0"/>
+        <w:ind w:hanging="0" w:start="0" w:end="0"/>
+        <w:jc w:val="start"/>
+        <w:rPr>
+          <w:rFonts w:ascii="inherit" w:hAnsi="inherit"/>
+          <w:b w:val="false"/>
+          <w:i w:val="false"/>
+          <w:caps w:val="false"/>
+          <w:smallCaps w:val="false"/>
+          <w:color w:val="000000"/>
+          <w:spacing w:val="0"/>
+          <w:sz w:val="21"/>
+          <w14:textFill>
+            <w14:solidFill>
+              <w14:srgbClr w14:val="000000">
+                <w14:alpha w14:val="13333"/>
+              </w14:srgbClr>
+            </w14:solidFill>
+          </w14:textFill>
+        </w:rPr>
+      </w:pPr>
+      <w:r>
+        <w:rPr>
+          <w:rFonts w:ascii="inherit" w:hAnsi="inherit"/>
+          <w:b w:val="false"/>
+          <w:i w:val="false"/>
+          <w:caps w:val="false"/>
+          <w:smallCaps w:val="false"/>
+          <w:color w:val="000000"/>
+          <w:spacing w:val="0"/>
+          <w:sz w:val="21"/>
+          <w14:textFill>
+            <w14:solidFill>
+              <w14:srgbClr w14:val="000000">
+                <w14:alpha w14:val="13333"/>
+              </w14:srgbClr>
+            </w14:solidFill>
+          </w14:textFill>
+        </w:rPr>
+        <w:t xml:space="preserve">Key                                | Status     |  | </w:t>
+      </w:r>
+    </w:p>
+    <w:p>
+      <w:pPr>
+        <w:pStyle w:val="PreformattedText"/>
+        <w:widowControl/>
+        <w:pBdr/>
+        <w:spacing w:lineRule="auto" w:line="312" w:before="0" w:after="0"/>
+        <w:ind w:hanging="0" w:start="0" w:end="0"/>
+        <w:jc w:val="start"/>
+        <w:rPr>
+          <w:rFonts w:ascii="inherit" w:hAnsi="inherit"/>
+          <w:b w:val="false"/>
+          <w:i w:val="false"/>
+          <w:caps w:val="false"/>
+          <w:smallCaps w:val="false"/>
+          <w:color w:val="000000"/>
+          <w:spacing w:val="0"/>
+          <w:sz w:val="21"/>
+          <w14:textFill>
+            <w14:solidFill>
+              <w14:srgbClr w14:val="000000">
+                <w14:alpha w14:val="13333"/>
+              </w14:srgbClr>
+            </w14:solidFill>
+          </w14:textFill>
+        </w:rPr>
+      </w:pPr>
+      <w:r>
+        <w:rPr>
+          <w:rFonts w:ascii="inherit" w:hAnsi="inherit"/>
+          <w:b w:val="false"/>
+          <w:i w:val="false"/>
+          <w:caps w:val="false"/>
+          <w:smallCaps w:val="false"/>
+          <w:color w:val="000000"/>
+          <w:spacing w:val="0"/>
+          <w:sz w:val="21"/>
+          <w14:textFill>
+            <w14:solidFill>
+              <w14:srgbClr w14:val="000000">
+                <w14:alpha w14:val="13333"/>
+              </w14:srgbClr>
+            </w14:solidFill>
+          </w14:textFill>
+        </w:rPr>
+        <w:t>-----------------------------------+------------+--+-</w:t>
+      </w:r>
+    </w:p>
+    <w:p>
+      <w:pPr>
+        <w:pStyle w:val="PreformattedText"/>
+        <w:widowControl/>
+        <w:pBdr/>
+        <w:spacing w:lineRule="auto" w:line="312" w:before="0" w:after="0"/>
+        <w:ind w:hanging="0" w:start="0" w:end="0"/>
+        <w:jc w:val="start"/>
+        <w:rPr>
+          <w:rFonts w:ascii="inherit" w:hAnsi="inherit"/>
+          <w:b w:val="false"/>
+          <w:i w:val="false"/>
+          <w:caps w:val="false"/>
+          <w:smallCaps w:val="false"/>
+          <w:color w:val="000000"/>
+          <w:spacing w:val="0"/>
+          <w:sz w:val="21"/>
+          <w14:textFill>
+            <w14:solidFill>
+              <w14:srgbClr w14:val="000000">
+                <w14:alpha w14:val="13333"/>
+              </w14:srgbClr>
+            </w14:solidFill>
+          </w14:textFill>
+        </w:rPr>
+      </w:pPr>
+      <w:r>
+        <w:rPr>
+          <w:rFonts w:ascii="inherit" w:hAnsi="inherit"/>
+          <w:b w:val="false"/>
+          <w:i w:val="false"/>
+          <w:caps w:val="false"/>
+          <w:smallCaps w:val="false"/>
+          <w:color w:val="000000"/>
+          <w:spacing w:val="0"/>
+          <w:sz w:val="21"/>
+          <w14:textFill>
+            <w14:solidFill>
+              <w14:srgbClr w14:val="000000">
+                <w14:alpha w14:val="13333"/>
+              </w14:srgbClr>
+            </w14:solidFill>
+          </w14:textFill>
+        </w:rPr>
+        <w:t xml:space="preserve">text_model.embeddings.position_ids | UNEXPECTED |  | </w:t>
+      </w:r>
+    </w:p>
+    <w:p>
+      <w:pPr>
+        <w:pStyle w:val="PreformattedText"/>
+        <w:widowControl/>
+        <w:pBdr/>
+        <w:spacing w:lineRule="auto" w:line="312" w:before="0" w:after="0"/>
+        <w:ind w:hanging="0" w:start="0" w:end="0"/>
+        <w:jc w:val="start"/>
+        <w:rPr/>
+      </w:pPr>
+      <w:r>
+        <w:rPr/>
+      </w:r>
+    </w:p>
+    <w:p>
+      <w:pPr>
+        <w:pStyle w:val="PreformattedText"/>
+        <w:widowControl/>
+        <w:pBdr/>
+        <w:spacing w:lineRule="auto" w:line="312" w:before="0" w:after="0"/>
+        <w:ind w:hanging="0" w:start="0" w:end="0"/>
+        <w:jc w:val="start"/>
+        <w:rPr>
+          <w:rFonts w:ascii="inherit" w:hAnsi="inherit"/>
+          <w:b w:val="false"/>
+          <w:i w:val="false"/>
+          <w:caps w:val="false"/>
+          <w:smallCaps w:val="false"/>
+          <w:color w:val="000000"/>
+          <w:spacing w:val="0"/>
+          <w:sz w:val="21"/>
+          <w14:textFill>
+            <w14:solidFill>
+              <w14:srgbClr w14:val="000000">
+                <w14:alpha w14:val="13333"/>
+              </w14:srgbClr>
+            </w14:solidFill>
+          </w14:textFill>
+        </w:rPr>
+      </w:pPr>
+      <w:r>
+        <w:rPr>
+          <w:rFonts w:ascii="inherit" w:hAnsi="inherit"/>
+          <w:b w:val="false"/>
+          <w:i w:val="false"/>
+          <w:caps w:val="false"/>
+          <w:smallCaps w:val="false"/>
+          <w:color w:val="000000"/>
+          <w:spacing w:val="0"/>
+          <w:sz w:val="21"/>
+          <w14:textFill>
+            <w14:solidFill>
+              <w14:srgbClr w14:val="000000">
+                <w14:alpha w14:val="13333"/>
+              </w14:srgbClr>
+            </w14:solidFill>
+          </w14:textFill>
+        </w:rPr>
+        <w:t>Notes:</w:t>
+      </w:r>
+    </w:p>
+    <w:p>
+      <w:pPr>
+        <w:pStyle w:val="PreformattedText"/>
+        <w:widowControl/>
+        <w:pBdr/>
+        <w:spacing w:lineRule="auto" w:line="312" w:before="0" w:after="0"/>
+        <w:ind w:hanging="0" w:start="0" w:end="0"/>
+        <w:jc w:val="start"/>
+        <w:rPr>
+          <w:rFonts w:ascii="inherit" w:hAnsi="inherit"/>
+          <w:b w:val="false"/>
+          <w:i w:val="false"/>
+          <w:caps w:val="false"/>
+          <w:smallCaps w:val="false"/>
+          <w:color w:val="000000"/>
+          <w:spacing w:val="0"/>
+          <w:sz w:val="21"/>
+          <w14:textFill>
+            <w14:solidFill>
+              <w14:srgbClr w14:val="000000">
+                <w14:alpha w14:val="13333"/>
+              </w14:srgbClr>
+            </w14:solidFill>
+          </w14:textFill>
+        </w:rPr>
+      </w:pPr>
+      <w:r>
+        <w:rPr>
+          <w:rFonts w:ascii="inherit" w:hAnsi="inherit"/>
+          <w:b w:val="false"/>
+          <w:i w:val="false"/>
+          <w:caps w:val="false"/>
+          <w:smallCaps w:val="false"/>
+          <w:color w:val="000000"/>
+          <w:spacing w:val="0"/>
+          <w:sz w:val="21"/>
+          <w14:textFill>
+            <w14:solidFill>
+              <w14:srgbClr w14:val="000000">
+                <w14:alpha w14:val="13333"/>
+              </w14:srgbClr>
+            </w14:solidFill>
+          </w14:textFill>
+        </w:rPr>
+        <w:t>- UNEXPECTED    :can be ignored when loading from different task</w:t>
+      </w:r>
+      <w:r>
+        <w:rPr>
+          <w:rFonts w:ascii="inherit" w:hAnsi="inherit"/>
+          <w:b w:val="false"/>
+          <w:i w:val="false"/>
+          <w:caps w:val="false"/>
+          <w:smallCaps w:val="false"/>
+          <w:color w:val="000000"/>
+          <w:spacing w:val="0"/>
+          <w:sz w:val="21"/>
+          <w:u w:val="single"/>
+          <w14:textFill>
+            <w14:solidFill>
+              <w14:srgbClr w14:val="000000">
+                <w14:alpha w14:val="13333"/>
+              </w14:srgbClr>
+            </w14:solidFill>
+          </w14:textFill>
+        </w:rPr>
+        <w:t>/architecture</w:t>
+      </w:r>
+      <w:r>
+        <w:rPr>
+          <w:rFonts w:ascii="inherit" w:hAnsi="inherit"/>
+          <w:b w:val="false"/>
+          <w:i w:val="false"/>
+          <w:caps w:val="false"/>
+          <w:smallCaps w:val="false"/>
+          <w:color w:val="000000"/>
+          <w:spacing w:val="0"/>
+          <w:sz w:val="21"/>
+          <w14:textFill>
+            <w14:solidFill>
+              <w14:srgbClr w14:val="000000">
+                <w14:alpha w14:val="13333"/>
+              </w14:srgbClr>
+            </w14:solidFill>
+          </w14:textFill>
+        </w:rPr>
+        <w:t>; not ok if you expect identical arch.</w:t>
+      </w:r>
+    </w:p>
+    <w:p>
+      <w:pPr>
+        <w:pStyle w:val="BodyText"/>
+        <w:widowControl/>
+        <w:spacing w:lineRule="atLeast" w:line="420" w:before="0" w:after="0"/>
+        <w:ind w:hanging="0" w:start="0" w:end="0"/>
+        <w:rPr>
+          <w:rFonts w:ascii="inherit" w:hAnsi="inherit"/>
+          <w:b w:val="false"/>
+          <w:i w:val="false"/>
+          <w:caps w:val="false"/>
+          <w:smallCaps w:val="false"/>
+          <w:color w:val="000000"/>
+          <w:spacing w:val="0"/>
+          <w:sz w:val="21"/>
+          <w14:textFill>
+            <w14:solidFill>
+              <w14:srgbClr w14:val="000000">
+                <w14:alpha w14:val="13333"/>
+              </w14:srgbClr>
+            </w14:solidFill>
+          </w14:textFill>
+        </w:rPr>
+      </w:pPr>
+      <w:r>
+        <w:rPr>
+          <w:rFonts w:ascii="inherit" w:hAnsi="inherit"/>
+          <w:b w:val="false"/>
+          <w:i w:val="false"/>
+          <w:caps w:val="false"/>
+          <w:smallCaps w:val="false"/>
+          <w:color w:val="000000"/>
+          <w:spacing w:val="0"/>
+          <w:sz w:val="21"/>
+          <w14:textFill>
+            <w14:solidFill>
+              <w14:srgbClr w14:val="000000">
+                <w14:alpha w14:val="13333"/>
+              </w14:srgbClr>
+            </w14:solidFill>
+          </w14:textFill>
+        </w:rPr>
+        <w:t>100%</w:t>
+      </w:r>
+    </w:p>
+    <w:p>
+      <w:pPr>
+        <w:pStyle w:val="BodyText"/>
+        <w:widowControl/>
+        <w:spacing w:lineRule="atLeast" w:line="420"/>
+        <w:ind w:hanging="0" w:start="0" w:end="0"/>
+        <w:rPr>
+          <w:caps w:val="false"/>
+          <w:smallCaps w:val="false"/>
+          <w:color w:val="000000"/>
+          <w:spacing w:val="0"/>
+          <w14:textFill>
+            <w14:solidFill>
+              <w14:srgbClr w14:val="000000">
+                <w14:alpha w14:val="13333"/>
+              </w14:srgbClr>
+            </w14:solidFill>
+          </w14:textFill>
+        </w:rPr>
+      </w:pPr>
+      <w:r>
+        <w:rPr>
+          <w:caps w:val="false"/>
+          <w:smallCaps w:val="false"/>
+          <w:color w:val="000000"/>
+          <w:spacing w:val="0"/>
+          <w14:textFill>
+            <w14:solidFill>
+              <w14:srgbClr w14:val="000000">
+                <w14:alpha w14:val="13333"/>
+              </w14:srgbClr>
+            </w14:solidFill>
+          </w14:textFill>
+        </w:rPr>
+        <w:t> </w:t>
+      </w:r>
+      <w:r>
+        <w:rPr>
+          <w:rFonts w:ascii="inherit" w:hAnsi="inherit"/>
+          <w:b w:val="false"/>
+          <w:i w:val="false"/>
+          <w:caps w:val="false"/>
+          <w:smallCaps w:val="false"/>
+          <w:color w:val="000000"/>
+          <w:spacing w:val="0"/>
+          <w:sz w:val="21"/>
+          <w14:textFill>
+            <w14:solidFill>
+              <w14:srgbClr w14:val="000000">
+                <w14:alpha w14:val="13333"/>
+              </w14:srgbClr>
+            </w14:solidFill>
+          </w14:textFill>
+        </w:rPr>
+        <w:t>45/45 [18:26&lt;00:00, 23.72s/it]</w:t>
+      </w:r>
+      <w:r>
+        <mc:AlternateContent>
+          <mc:Choice Requires="wps">
+            <w:drawing>
+              <wp:anchor behindDoc="0" distT="0" distB="0" distL="0" distR="0" simplePos="0" locked="0" layoutInCell="0" allowOverlap="1" relativeHeight="11">
+                <wp:simplePos x="0" y="0"/>
+                <wp:positionH relativeFrom="page">
+                  <wp:posOffset>0</wp:posOffset>
+                </wp:positionH>
+                <wp:positionV relativeFrom="line">
+                  <wp:posOffset>635</wp:posOffset>
+                </wp:positionV>
+                <wp:extent cx="2857500" cy="190500"/>
+                <wp:effectExtent l="0" t="0" r="0" b="0"/>
+                <wp:wrapNone/>
+                <wp:docPr id="10" name="Frame10"/>
+                <a:graphic xmlns:a="http://schemas.openxmlformats.org/drawingml/2006/main">
+                  <a:graphicData uri="http://schemas.microsoft.com/office/word/2010/wordprocessingShape">
+                    <wps:wsp>
+                      <wps:cNvSpPr txBox="1"/>
+                      <wps:spPr>
+                        <a:xfrm>
+                          <a:off x="0" y="0"/>
+                          <a:ext cx="2857500" cy="190500"/>
+                        </a:xfrm>
+                        <a:prstGeom prst="rect"/>
+                        <a:solidFill>
+                          <a:srgbClr val="FFFFFF"/>
+                        </a:solidFill>
+                        <a:solidFill>
+                          <a:srgbClr val="388E3C"/>
+                        </a:solidFill>
+                      </wps:spPr>
+                      <wps:txbx>
+                        <w:txbxContent>
+                          <w:p>
+                            <w:pPr>
+                              <w:pStyle w:val="BodyText"/>
+                              <w:spacing w:before="0" w:after="140"/>
+                              <w:ind w:hanging="0" w:start="30" w:end="30"/>
+                              <w:rPr/>
+                            </w:pPr>
+                            <w:r>
+                              <w:rPr/>
+                            </w:r>
+                          </w:p>
+                        </w:txbxContent>
+                      </wps:txbx>
+                      <wps:bodyPr anchor="t" lIns="0" tIns="0" rIns="0" bIns="0">
+                        <a:noAutofit/>
+                      </wps:bodyPr>
+                    </wps:wsp>
+                  </a:graphicData>
+                </a:graphic>
+              </wp:anchor>
+            </w:drawing>
+          </mc:Choice>
+          <mc:Fallback>
+            <w:pict>
+              <v:rect fillcolor="#388E3C" style="position:absolute;rotation:-0;width:225pt;height:15pt;mso-wrap-distance-left:0pt;mso-wrap-distance-right:0pt;mso-wrap-distance-top:0pt;mso-wrap-distance-bottom:0pt;margin-top:0pt;mso-position-vertical:top;mso-position-vertical-relative:text;margin-left:0pt;mso-position-horizontal-relative:page">
+                <v:textbox inset="0in,0in,0in,0in">
+                  <w:txbxContent>
+                    <w:p>
+                      <w:pPr>
+                        <w:pStyle w:val="BodyText"/>
+                        <w:spacing w:before="0" w:after="140"/>
+                        <w:ind w:hanging="0" w:start="30" w:end="30"/>
+                        <w:rPr/>
+                      </w:pPr>
+                      <w:r>
+                        <w:rPr/>
+                      </w:r>
+                    </w:p>
+                  </w:txbxContent>
+                </v:textbox>
+                <w10:wrap type="none"/>
+              </v:rect>
+            </w:pict>
+          </mc:Fallback>
+        </mc:AlternateContent>
+      </w:r>
+    </w:p>
+    <w:p>
+      <w:pPr>
+        <w:pStyle w:val="PreformattedText"/>
+        <w:widowControl/>
+        <w:pBdr/>
+        <w:spacing w:lineRule="auto" w:line="312" w:before="0" w:after="0"/>
+        <w:ind w:hanging="0" w:start="0" w:end="0"/>
+        <w:jc w:val="start"/>
+        <w:rPr>
+          <w:rFonts w:ascii="inherit" w:hAnsi="inherit"/>
+          <w:b w:val="false"/>
+          <w:i w:val="false"/>
+          <w:caps w:val="false"/>
+          <w:smallCaps w:val="false"/>
+          <w:color w:val="000000"/>
+          <w:spacing w:val="0"/>
+          <w:sz w:val="21"/>
+          <w14:textFill>
+            <w14:solidFill>
+              <w14:srgbClr w14:val="000000">
+                <w14:alpha w14:val="13333"/>
+              </w14:srgbClr>
+            </w14:solidFill>
+          </w14:textFill>
+        </w:rPr>
+      </w:pPr>
+      <w:r>
+        <w:rPr>
+          <w:rFonts w:ascii="inherit" w:hAnsi="inherit"/>
+          <w:b w:val="false"/>
+          <w:i w:val="false"/>
+          <w:caps w:val="false"/>
+          <w:smallCaps w:val="false"/>
+          <w:color w:val="000000"/>
+          <w:spacing w:val="0"/>
+          <w:sz w:val="21"/>
+          <w14:textFill>
+            <w14:solidFill>
+              <w14:srgbClr w14:val="000000">
+                <w14:alpha w14:val="13333"/>
+              </w14:srgbClr>
+            </w14:solidFill>
+          </w14:textFill>
+        </w:rPr>
+        <w:t>Збережено: squirrel_wizard.png</w:t>
+      </w:r>
+    </w:p>
+    <w:p>
+      <w:pPr>
+        <w:pStyle w:val="PreformattedText"/>
+        <w:widowControl/>
+        <w:pBdr/>
+        <w:spacing w:lineRule="auto" w:line="312" w:before="0" w:after="0"/>
+        <w:ind w:hanging="0" w:start="0" w:end="0"/>
+        <w:jc w:val="start"/>
+        <w:rPr/>
+      </w:pPr>
+      <w:r>
+        <w:rPr/>
+      </w:r>
+    </w:p>
+    <w:p>
+      <w:pPr>
+        <w:pStyle w:val="PreformattedText"/>
+        <w:widowControl/>
+        <w:pBdr/>
+        <w:spacing w:lineRule="auto" w:line="312" w:before="0" w:after="0"/>
+        <w:ind w:hanging="0" w:start="0" w:end="0"/>
+        <w:jc w:val="start"/>
+        <w:rPr>
+          <w:caps w:val="false"/>
+          <w:smallCaps w:val="false"/>
+          <w:color w:val="000000"/>
+          <w:spacing w:val="0"/>
+          <w14:textFill>
+            <w14:solidFill>
+              <w14:srgbClr w14:val="000000">
+                <w14:alpha w14:val="13333"/>
+              </w14:srgbClr>
+            </w14:solidFill>
+          </w14:textFill>
+        </w:rPr>
+      </w:pPr>
+      <w:r>
+        <w:rPr>
+          <w:caps w:val="false"/>
+          <w:smallCaps w:val="false"/>
+          <w:color w:val="000000"/>
+          <w:spacing w:val="0"/>
+          <w14:textFill>
+            <w14:solidFill>
+              <w14:srgbClr w14:val="000000">
+                <w14:alpha w14:val="13333"/>
+              </w14:srgbClr>
+            </w14:solidFill>
+          </w14:textFill>
+        </w:rPr>
+        <w:t xml:space="preserve">── </w:t>
+      </w:r>
+      <w:r>
+        <w:rPr>
+          <w:rFonts w:ascii="inherit" w:hAnsi="inherit"/>
+          <w:b w:val="false"/>
+          <w:i w:val="false"/>
+          <w:caps w:val="false"/>
+          <w:smallCaps w:val="false"/>
+          <w:color w:val="000000"/>
+          <w:spacing w:val="0"/>
+          <w:sz w:val="21"/>
+          <w14:textFill>
+            <w14:solidFill>
+              <w14:srgbClr w14:val="000000">
+                <w14:alpha w14:val="13333"/>
+              </w14:srgbClr>
+            </w14:solidFill>
+          </w14:textFill>
+        </w:rPr>
+        <w:t>Виведення результатів ──</w:t>
+      </w:r>
+    </w:p>
+    <w:p>
+      <w:pPr>
+        <w:pStyle w:val="PreformattedText"/>
+        <w:widowControl/>
+        <w:pBdr/>
+        <w:spacing w:lineRule="auto" w:line="312" w:before="0" w:after="0"/>
+        <w:ind w:hanging="0" w:start="0" w:end="0"/>
+        <w:jc w:val="start"/>
+        <w:rPr>
+          <w:rFonts w:ascii="inherit" w:hAnsi="inherit"/>
+          <w:b w:val="false"/>
+          <w:i w:val="false"/>
+          <w:caps w:val="false"/>
+          <w:smallCaps w:val="false"/>
+          <w:color w:val="000000"/>
+          <w:spacing w:val="0"/>
+          <w:sz w:val="21"/>
+          <w14:textFill>
+            <w14:solidFill>
+              <w14:srgbClr w14:val="000000">
+                <w14:alpha w14:val="13333"/>
+              </w14:srgbClr>
+            </w14:solidFill>
+          </w14:textFill>
+        </w:rPr>
+      </w:pPr>
+      <w:r>
+        <w:rPr>
+          <w:rFonts w:ascii="inherit" w:hAnsi="inherit"/>
+          <w:b w:val="false"/>
+          <w:i w:val="false"/>
+          <w:caps w:val="false"/>
+          <w:smallCaps w:val="false"/>
+          <w:color w:val="000000"/>
+          <w:spacing w:val="0"/>
+          <w:sz w:val="21"/>
+          <w14:textFill>
+            <w14:solidFill>
+              <w14:srgbClr w14:val="000000">
+                <w14:alpha w14:val="13333"/>
+              </w14:srgbClr>
+            </w14:solidFill>
+          </w14:textFill>
+        </w:rPr>
+        <w:t>Збережено загальний грід: all_results_grid.png</w:t>
+      </w:r>
+    </w:p>
+    <w:p>
+      <w:pPr>
+        <w:pStyle w:val="PreformattedText"/>
+        <w:widowControl/>
+        <w:pBdr/>
+        <w:spacing w:lineRule="auto" w:line="312" w:before="0" w:after="0"/>
+        <w:ind w:hanging="0" w:start="0" w:end="0"/>
+        <w:jc w:val="start"/>
+        <w:rPr/>
+      </w:pPr>
+      <w:r>
+        <w:rPr/>
+      </w:r>
+    </w:p>
+    <w:p>
+      <w:pPr>
+        <w:pStyle w:val="PreformattedText"/>
+        <w:widowControl/>
+        <w:pBdr/>
+        <w:spacing w:lineRule="auto" w:line="312" w:before="0" w:after="0"/>
+        <w:ind w:hanging="0" w:start="0" w:end="0"/>
+        <w:jc w:val="start"/>
+        <w:rPr>
+          <w:rFonts w:ascii="inherit" w:hAnsi="inherit"/>
+          <w:b w:val="false"/>
+          <w:i w:val="false"/>
+          <w:caps w:val="false"/>
+          <w:smallCaps w:val="false"/>
+          <w:color w:val="000000"/>
+          <w:spacing w:val="0"/>
+          <w:sz w:val="21"/>
+          <w14:textFill>
+            <w14:solidFill>
+              <w14:srgbClr w14:val="000000">
+                <w14:alpha w14:val="13333"/>
+              </w14:srgbClr>
+            </w14:solidFill>
+          </w14:textFill>
+        </w:rPr>
+      </w:pPr>
+      <w:r>
+        <w:rPr>
+          <w:rFonts w:ascii="inherit" w:hAnsi="inherit"/>
+          <w:b w:val="false"/>
+          <w:i w:val="false"/>
+          <w:caps w:val="false"/>
+          <w:smallCaps w:val="false"/>
+          <w:color w:val="000000"/>
+          <w:spacing w:val="0"/>
+          <w:sz w:val="21"/>
+          <w14:textFill>
+            <w14:solidFill>
+              <w14:srgbClr w14:val="000000">
+                <w14:alpha w14:val="13333"/>
+              </w14:srgbClr>
+            </w14:solidFill>
+          </w14:textFill>
+        </w:rPr>
+        <w:t>=== Загальний грід усіх згенерованих зображень ===</w:t>
+      </w:r>
+    </w:p>
+    <w:p>
+      <w:pPr>
+        <w:pStyle w:val="PreformattedText"/>
+        <w:widowControl/>
+        <w:pBdr/>
+        <w:spacing w:lineRule="auto" w:line="312" w:before="0" w:after="0"/>
+        <w:ind w:hanging="0" w:start="0" w:end="0"/>
+        <w:jc w:val="start"/>
+        <w:rPr>
+          <w:rFonts w:ascii="inherit" w:hAnsi="inherit"/>
+          <w:b w:val="false"/>
+          <w:i w:val="false"/>
+          <w:caps w:val="false"/>
+          <w:smallCaps w:val="false"/>
+          <w:color w:val="000000"/>
+          <w:spacing w:val="0"/>
+          <w:sz w:val="21"/>
+          <w14:textFill>
+            <w14:solidFill>
+              <w14:srgbClr w14:val="000000">
+                <w14:alpha w14:val="13333"/>
+              </w14:srgbClr>
+            </w14:solidFill>
+          </w14:textFill>
+        </w:rPr>
+      </w:pPr>
+      <w:r>
+        <w:rPr>
+          <w:rFonts w:ascii="inherit" w:hAnsi="inherit"/>
+          <w:b w:val="false"/>
+          <w:i w:val="false"/>
+          <w:caps w:val="false"/>
+          <w:smallCaps w:val="false"/>
+          <w:color w:val="000000"/>
+          <w:spacing w:val="0"/>
+          <w:sz w:val="21"/>
+          <w14:textFill>
+            <w14:solidFill>
+              <w14:srgbClr w14:val="000000">
+                <w14:alpha w14:val="13333"/>
+              </w14:srgbClr>
+            </w14:solidFill>
+          </w14:textFill>
+        </w:rPr>
+        <w:t>[ Squirrel with nut | Cat girl | Source squirrel | Squirrel wizard ]</w:t>
+      </w:r>
+    </w:p>
+    <w:p>
+      <w:pPr>
+        <w:pStyle w:val="BodyText"/>
+        <w:widowControl/>
+        <w:ind w:hanging="0" w:start="0" w:end="0"/>
+        <w:rPr>
+          <w:caps w:val="false"/>
+          <w:smallCaps w:val="false"/>
+          <w:color w:val="000000"/>
+          <w:spacing w:val="0"/>
+          <w14:textFill>
+            <w14:solidFill>
+              <w14:srgbClr w14:val="000000">
+                <w14:alpha w14:val="13333"/>
+              </w14:srgbClr>
+            </w14:solidFill>
+          </w14:textFill>
+        </w:rPr>
+      </w:pPr>
+      <w:r>
+        <w:rPr>
+          <w:caps w:val="false"/>
+          <w:smallCaps w:val="false"/>
+          <w:color w:val="000000"/>
+          <w:spacing w:val="0"/>
+          <w14:textFill>
+            <w14:solidFill>
+              <w14:srgbClr w14:val="000000">
+                <w14:alpha w14:val="13333"/>
+              </w14:srgbClr>
+            </w14:solidFill>
+          </w14:textFill>
+        </w:rPr>
+        <w:drawing>
+          <wp:inline distT="0" distB="0" distL="0" distR="0">
+            <wp:extent cx="19507200" cy="7315200"/>
+            <wp:effectExtent l="0" t="0" r="0" b="0"/>
+            <wp:docPr id="11" name="Image1" descr="" title=""/>
+            <wp:cNvGraphicFramePr>
+              <a:graphicFrameLocks xmlns:a="http://schemas.openxmlformats.org/drawingml/2006/main" noChangeAspect="1"/>
+            </wp:cNvGraphicFramePr>
+            <a:graphic xmlns:a="http://schemas.openxmlformats.org/drawingml/2006/main">
+              <a:graphicData uri="http://schemas.openxmlformats.org/drawingml/2006/picture">
+                <pic:pic xmlns:pic="http://schemas.openxmlformats.org/drawingml/2006/picture">
+                  <pic:nvPicPr>
+                    <pic:cNvPr id="11" name="Image1" descr="" title=""/>
+                    <pic:cNvPicPr>
+                      <a:picLocks noChangeAspect="1" noChangeArrowheads="1"/>
+                    </pic:cNvPicPr>
+                  </pic:nvPicPr>
+                  <pic:blipFill>
+                    <a:blip r:embed="rId2"/>
+                    <a:stretch>
+                      <a:fillRect/>
+                    </a:stretch>
+                  </pic:blipFill>
+                  <pic:spPr bwMode="auto">
+                    <a:xfrm>
+                      <a:off x="0" y="0"/>
+                      <a:ext cx="19507200" cy="7315200"/>
+                    </a:xfrm>
+                    <a:prstGeom prst="rect">
+                      <a:avLst/>
+                    </a:prstGeom>
+                  </pic:spPr>
+                </pic:pic>
+              </a:graphicData>
+            </a:graphic>
+          </wp:inline>
+        </w:drawing>
+      </w:r>
+    </w:p>
+    <w:p>
+      <w:pPr>
+        <w:pStyle w:val="PreformattedText"/>
+        <w:widowControl/>
+        <w:pBdr/>
+        <w:spacing w:lineRule="auto" w:line="312" w:before="0" w:after="0"/>
+        <w:ind w:hanging="0" w:start="0" w:end="0"/>
+        <w:jc w:val="start"/>
+        <w:rPr>
+          <w:rFonts w:ascii="inherit" w:hAnsi="inherit"/>
+          <w:b w:val="false"/>
+          <w:i w:val="false"/>
+          <w:caps w:val="false"/>
+          <w:smallCaps w:val="false"/>
+          <w:color w:val="000000"/>
+          <w:spacing w:val="0"/>
+          <w:sz w:val="21"/>
+          <w14:textFill>
+            <w14:solidFill>
+              <w14:srgbClr w14:val="000000">
+                <w14:alpha w14:val="13333"/>
+              </w14:srgbClr>
+            </w14:solidFill>
+          </w14:textFill>
+        </w:rPr>
+      </w:pPr>
+      <w:r>
+        <w:rPr>
+          <w:rFonts w:ascii="inherit" w:hAnsi="inherit"/>
+          <w:b w:val="false"/>
+          <w:i w:val="false"/>
+          <w:caps w:val="false"/>
+          <w:smallCaps w:val="false"/>
+          <w:color w:val="000000"/>
+          <w:spacing w:val="0"/>
+          <w:sz w:val="21"/>
+          <w14:textFill>
+            <w14:solidFill>
+              <w14:srgbClr w14:val="000000">
+                <w14:alpha w14:val="13333"/>
+              </w14:srgbClr>
+            </w14:solidFill>
+          </w14:textFill>
+        </w:rPr>
+        <w:t>=== Частина 2: Білка з горішком на дереві ===</w:t>
+      </w:r>
+    </w:p>
+    <w:p>
+      <w:pPr>
+        <w:pStyle w:val="BodyText"/>
+        <w:widowControl/>
+        <w:ind w:hanging="0" w:start="0" w:end="0"/>
+        <w:rPr>
+          <w:caps w:val="false"/>
+          <w:smallCaps w:val="false"/>
+          <w:color w:val="000000"/>
+          <w:spacing w:val="0"/>
+          <w14:textFill>
+            <w14:solidFill>
+              <w14:srgbClr w14:val="000000">
+                <w14:alpha w14:val="13333"/>
+              </w14:srgbClr>
+            </w14:solidFill>
+          </w14:textFill>
+        </w:rPr>
+      </w:pPr>
+      <w:r>
+        <w:rPr>
+          <w:caps w:val="false"/>
+          <w:smallCaps w:val="false"/>
+          <w:color w:val="000000"/>
+          <w:spacing w:val="0"/>
+          <w14:textFill>
+            <w14:solidFill>
+              <w14:srgbClr w14:val="000000">
+                <w14:alpha w14:val="13333"/>
+              </w14:srgbClr>
+            </w14:solidFill>
+          </w14:textFill>
+        </w:rPr>
+        <w:drawing>
+          <wp:inline distT="0" distB="0" distL="0" distR="0">
+            <wp:extent cx="4876800" cy="4876800"/>
+            <wp:effectExtent l="0" t="0" r="0" b="0"/>
+            <wp:docPr id="12" name="Image2" descr="" title=""/>
+            <wp:cNvGraphicFramePr>
+              <a:graphicFrameLocks xmlns:a="http://schemas.openxmlformats.org/drawingml/2006/main" noChangeAspect="1"/>
+            </wp:cNvGraphicFramePr>
+            <a:graphic xmlns:a="http://schemas.openxmlformats.org/drawingml/2006/main">
+              <a:graphicData uri="http://schemas.openxmlformats.org/drawingml/2006/picture">
+                <pic:pic xmlns:pic="http://schemas.openxmlformats.org/drawingml/2006/picture">
+                  <pic:nvPicPr>
+                    <pic:cNvPr id="12" name="Image2" descr="" title=""/>
+                    <pic:cNvPicPr>
+                      <a:picLocks noChangeAspect="1" noChangeArrowheads="1"/>
+                    </pic:cNvPicPr>
+                  </pic:nvPicPr>
+                  <pic:blipFill>
+                    <a:blip r:embed="rId3"/>
+                    <a:stretch>
+                      <a:fillRect/>
+                    </a:stretch>
+                  </pic:blipFill>
+                  <pic:spPr bwMode="auto">
+                    <a:xfrm>
+                      <a:off x="0" y="0"/>
+                      <a:ext cx="4876800" cy="4876800"/>
+                    </a:xfrm>
+                    <a:prstGeom prst="rect">
+                      <a:avLst/>
+                    </a:prstGeom>
+                  </pic:spPr>
+                </pic:pic>
+              </a:graphicData>
+            </a:graphic>
+          </wp:inline>
+        </w:drawing>
+      </w:r>
+    </w:p>
+    <w:p>
+      <w:pPr>
+        <w:pStyle w:val="PreformattedText"/>
+        <w:widowControl/>
+        <w:pBdr/>
+        <w:spacing w:lineRule="auto" w:line="312" w:before="0" w:after="0"/>
+        <w:ind w:hanging="0" w:start="0" w:end="0"/>
+        <w:jc w:val="start"/>
+        <w:rPr>
+          <w:rFonts w:ascii="inherit" w:hAnsi="inherit"/>
+          <w:b w:val="false"/>
+          <w:i w:val="false"/>
+          <w:caps w:val="false"/>
+          <w:smallCaps w:val="false"/>
+          <w:color w:val="000000"/>
+          <w:spacing w:val="0"/>
+          <w:sz w:val="21"/>
+          <w14:textFill>
+            <w14:solidFill>
+              <w14:srgbClr w14:val="000000">
+                <w14:alpha w14:val="13333"/>
+              </w14:srgbClr>
+            </w14:solidFill>
+          </w14:textFill>
+        </w:rPr>
+      </w:pPr>
+      <w:r>
+        <w:rPr>
+          <w:rFonts w:ascii="inherit" w:hAnsi="inherit"/>
+          <w:b w:val="false"/>
+          <w:i w:val="false"/>
+          <w:caps w:val="false"/>
+          <w:smallCaps w:val="false"/>
+          <w:color w:val="000000"/>
+          <w:spacing w:val="0"/>
+          <w:sz w:val="21"/>
+          <w14:textFill>
+            <w14:solidFill>
+              <w14:srgbClr w14:val="000000">
+                <w14:alpha w14:val="13333"/>
+              </w14:srgbClr>
+            </w14:solidFill>
+          </w14:textFill>
+        </w:rPr>
+        <w:t>=== Частина 3: Кішко-дівчина (cat girl from batman) ===</w:t>
+      </w:r>
+    </w:p>
+    <w:p>
+      <w:pPr>
+        <w:pStyle w:val="BodyText"/>
+        <w:widowControl/>
+        <w:ind w:hanging="0" w:start="0" w:end="0"/>
+        <w:rPr>
+          <w:caps w:val="false"/>
+          <w:smallCaps w:val="false"/>
+          <w:color w:val="000000"/>
+          <w:spacing w:val="0"/>
+          <w14:textFill>
+            <w14:solidFill>
+              <w14:srgbClr w14:val="000000">
+                <w14:alpha w14:val="13333"/>
+              </w14:srgbClr>
+            </w14:solidFill>
+          </w14:textFill>
+        </w:rPr>
+      </w:pPr>
+      <w:r>
+        <w:rPr>
+          <w:caps w:val="false"/>
+          <w:smallCaps w:val="false"/>
+          <w:color w:val="000000"/>
+          <w:spacing w:val="0"/>
+          <w14:textFill>
+            <w14:solidFill>
+              <w14:srgbClr w14:val="000000">
+                <w14:alpha w14:val="13333"/>
+              </w14:srgbClr>
+            </w14:solidFill>
+          </w14:textFill>
+        </w:rPr>
+        <w:drawing>
+          <wp:inline distT="0" distB="0" distL="0" distR="0">
+            <wp:extent cx="4876800" cy="7315200"/>
+            <wp:effectExtent l="0" t="0" r="0" b="0"/>
+            <wp:docPr id="13" name="Image3" descr="" title=""/>
+            <wp:cNvGraphicFramePr>
+              <a:graphicFrameLocks xmlns:a="http://schemas.openxmlformats.org/drawingml/2006/main" noChangeAspect="1"/>
+            </wp:cNvGraphicFramePr>
+            <a:graphic xmlns:a="http://schemas.openxmlformats.org/drawingml/2006/main">
+              <a:graphicData uri="http://schemas.openxmlformats.org/drawingml/2006/picture">
+                <pic:pic xmlns:pic="http://schemas.openxmlformats.org/drawingml/2006/picture">
+                  <pic:nvPicPr>
+                    <pic:cNvPr id="13" name="Image3" descr="" title=""/>
+                    <pic:cNvPicPr>
+                      <a:picLocks noChangeAspect="1" noChangeArrowheads="1"/>
+                    </pic:cNvPicPr>
+                  </pic:nvPicPr>
+                  <pic:blipFill>
+                    <a:blip r:embed="rId4"/>
+                    <a:stretch>
+                      <a:fillRect/>
+                    </a:stretch>
+                  </pic:blipFill>
+                  <pic:spPr bwMode="auto">
+                    <a:xfrm>
+                      <a:off x="0" y="0"/>
+                      <a:ext cx="4876800" cy="7315200"/>
+                    </a:xfrm>
+                    <a:prstGeom prst="rect">
+                      <a:avLst/>
+                    </a:prstGeom>
+                  </pic:spPr>
+                </pic:pic>
+              </a:graphicData>
+            </a:graphic>
+          </wp:inline>
+        </w:drawing>
+      </w:r>
+    </w:p>
+    <w:p>
+      <w:pPr>
+        <w:pStyle w:val="PreformattedText"/>
+        <w:widowControl/>
+        <w:pBdr/>
+        <w:spacing w:lineRule="auto" w:line="312" w:before="0" w:after="0"/>
+        <w:ind w:hanging="0" w:start="0" w:end="0"/>
+        <w:jc w:val="start"/>
+        <w:rPr>
+          <w:rFonts w:ascii="inherit" w:hAnsi="inherit"/>
+          <w:b w:val="false"/>
+          <w:i w:val="false"/>
+          <w:caps w:val="false"/>
+          <w:smallCaps w:val="false"/>
+          <w:color w:val="000000"/>
+          <w:spacing w:val="0"/>
+          <w:sz w:val="21"/>
+          <w14:textFill>
+            <w14:solidFill>
+              <w14:srgbClr w14:val="000000">
+                <w14:alpha w14:val="13333"/>
+              </w14:srgbClr>
+            </w14:solidFill>
+          </w14:textFill>
+        </w:rPr>
+      </w:pPr>
+      <w:r>
+        <w:rPr>
+          <w:rFonts w:ascii="inherit" w:hAnsi="inherit"/>
+          <w:b w:val="false"/>
+          <w:i w:val="false"/>
+          <w:caps w:val="false"/>
+          <w:smallCaps w:val="false"/>
+          <w:color w:val="000000"/>
+          <w:spacing w:val="0"/>
+          <w:sz w:val="21"/>
+          <w14:textFill>
+            <w14:solidFill>
+              <w14:srgbClr w14:val="000000">
+                <w14:alpha w14:val="13333"/>
+              </w14:srgbClr>
+            </w14:solidFill>
+          </w14:textFill>
+        </w:rPr>
+        <w:t>=== Частина 4: Image-to-Image — вхідне зображення vs Squirrel Wizard ===</w:t>
+      </w:r>
+    </w:p>
+    <w:p>
+      <w:pPr>
+        <w:pStyle w:val="BodyText"/>
+        <w:widowControl/>
+        <w:ind w:hanging="0" w:start="0" w:end="0"/>
+        <w:rPr>
+          <w:caps w:val="false"/>
+          <w:smallCaps w:val="false"/>
+          <w:color w:val="000000"/>
+          <w:spacing w:val="0"/>
+          <w14:textFill>
+            <w14:solidFill>
+              <w14:srgbClr w14:val="000000">
+                <w14:alpha w14:val="13333"/>
+              </w14:srgbClr>
+            </w14:solidFill>
+          </w14:textFill>
+        </w:rPr>
+      </w:pPr>
+      <w:r>
+        <w:rPr>
+          <w:caps w:val="false"/>
+          <w:smallCaps w:val="false"/>
+          <w:color w:val="000000"/>
+          <w:spacing w:val="0"/>
+          <w14:textFill>
+            <w14:solidFill>
+              <w14:srgbClr w14:val="000000">
+                <w14:alpha w14:val="13333"/>
+              </w14:srgbClr>
+            </w14:solidFill>
+          </w14:textFill>
+        </w:rPr>
+        <w:drawing>
+          <wp:inline distT="0" distB="0" distL="0" distR="0">
+            <wp:extent cx="9753600" cy="4876800"/>
+            <wp:effectExtent l="0" t="0" r="0" b="0"/>
+            <wp:docPr id="14" name="Image4" descr="" title=""/>
+            <wp:cNvGraphicFramePr>
+              <a:graphicFrameLocks xmlns:a="http://schemas.openxmlformats.org/drawingml/2006/main" noChangeAspect="1"/>
+            </wp:cNvGraphicFramePr>
+            <a:graphic xmlns:a="http://schemas.openxmlformats.org/drawingml/2006/main">
+              <a:graphicData uri="http://schemas.openxmlformats.org/drawingml/2006/picture">
+                <pic:pic xmlns:pic="http://schemas.openxmlformats.org/drawingml/2006/picture">
+                  <pic:nvPicPr>
+                    <pic:cNvPr id="14" name="Image4" descr="" title=""/>
+                    <pic:cNvPicPr>
+                      <a:picLocks noChangeAspect="1" noChangeArrowheads="1"/>
+                    </pic:cNvPicPr>
+                  </pic:nvPicPr>
+                  <pic:blipFill>
+                    <a:blip r:embed="rId5"/>
+                    <a:stretch>
+                      <a:fillRect/>
+                    </a:stretch>
+                  </pic:blipFill>
+                  <pic:spPr bwMode="auto">
+                    <a:xfrm>
+                      <a:off x="0" y="0"/>
+                      <a:ext cx="9753600" cy="4876800"/>
+                    </a:xfrm>
+                    <a:prstGeom prst="rect">
+                      <a:avLst/>
+                    </a:prstGeom>
+                  </pic:spPr>
+                </pic:pic>
+              </a:graphicData>
+            </a:graphic>
+          </wp:inline>
+        </w:drawing>
+      </w:r>
+    </w:p>
+    <w:p>
+      <w:pPr>
+        <w:pStyle w:val="PreformattedText"/>
+        <w:widowControl/>
+        <w:pBdr/>
+        <w:spacing w:lineRule="auto" w:line="312" w:before="0" w:after="0"/>
+        <w:ind w:hanging="0" w:start="0" w:end="0"/>
+        <w:jc w:val="start"/>
+        <w:rPr>
+          <w:rFonts w:ascii="inherit" w:hAnsi="inherit"/>
+          <w:b w:val="false"/>
+          <w:i w:val="false"/>
+          <w:caps w:val="false"/>
+          <w:smallCaps w:val="false"/>
+          <w:color w:val="000000"/>
+          <w:spacing w:val="0"/>
+          <w:sz w:val="21"/>
+          <w14:textFill>
+            <w14:solidFill>
+              <w14:srgbClr w14:val="000000">
+                <w14:alpha w14:val="13333"/>
+              </w14:srgbClr>
+            </w14:solidFill>
+          </w14:textFill>
+        </w:rPr>
+      </w:pPr>
+      <w:r>
+        <w:rPr>
+          <w:rFonts w:ascii="inherit" w:hAnsi="inherit"/>
+          <w:b w:val="false"/>
+          <w:i w:val="false"/>
+          <w:caps w:val="false"/>
+          <w:smallCaps w:val="false"/>
+          <w:color w:val="000000"/>
+          <w:spacing w:val="0"/>
+          <w:sz w:val="21"/>
+          <w14:textFill>
+            <w14:solidFill>
+              <w14:srgbClr w14:val="000000">
+                <w14:alpha w14:val="13333"/>
+              </w14:srgbClr>
+            </w14:solidFill>
+          </w14:textFill>
+        </w:rPr>
+        <w:t>Готово! Усі результати збережено в: /kaggle/working/lab08/output/</w:t>
+      </w:r>
+    </w:p>
+    <w:p>
+      <w:pPr>
+        <w:pStyle w:val="PreformattedText"/>
+        <w:widowControl/>
+        <w:bidi w:val="0"/>
+        <w:spacing w:lineRule="auto" w:line="312" w:before="0" w:after="0"/>
+        <w:ind w:hanging="0" w:start="0" w:end="0"/>
+        <w:jc w:val="start"/>
+        <w:rPr>
+          <w:rFonts w:ascii="inherit" w:hAnsi="inherit"/>
+          <w:b w:val="false"/>
+          <w:i w:val="false"/>
+          <w:i w:val="false"/>
+          <w:caps w:val="false"/>
+          <w:smallCaps w:val="false"/>
+          <w:color w:val="000000"/>
+          <w:spacing w:val="0"/>
+          <w:sz w:val="16"/>
+          <w:szCs w:val="16"/>
+          <w14:textFill>
+            <w14:solidFill>
+              <w14:srgbClr w14:val="000000">
+                <w14:alpha w14:val="13333"/>
+              </w14:srgbClr>
+            </w14:solidFill>
+          </w14:textFill>
+        </w:rPr>
+      </w:pPr>
+      <w:r>
+        <w:rPr>
+          <w:rFonts w:ascii="inherit" w:hAnsi="inherit"/>
+          <w:b w:val="false"/>
+          <w:i w:val="false"/>
+          <w:caps w:val="false"/>
+          <w:smallCaps w:val="false"/>
+          <w:color w:val="000000"/>
+          <w:spacing w:val="0"/>
+          <w:sz w:val="16"/>
+          <w:szCs w:val="16"/>
+          <w14:textFill>
+            <w14:solidFill>
+              <w14:srgbClr w14:val="000000">
+                <w14:alpha w14:val="13333"/>
+              </w14:srgbClr>
+            </w14:solidFill>
+          </w14:textFill>
+        </w:rPr>
       </w:r>
     </w:p>
     <w:sectPr>
